--- a/Report_Trackmodule1_daSilvadoAido_Luana.docx
+++ b/Report_Trackmodule1_daSilvadoAido_Luana.docx
@@ -369,7 +369,7 @@
               <w:tab w:val="right" w:leader="dot" w:pos="9062"/>
             </w:tabs>
             <w:rPr>
-              <w:rFonts w:eastAsiaTheme="minorEastAsia"/>
+              <w:rFonts w:ascii="Arial" w:eastAsiaTheme="minorEastAsia" w:hAnsi="Arial" w:cs="Arial"/>
               <w:b w:val="0"/>
               <w:bCs w:val="0"/>
               <w:caps w:val="0"/>
@@ -417,61 +417,84 @@
             </w:rPr>
             <w:fldChar w:fldCharType="separate"/>
           </w:r>
-          <w:hyperlink w:anchor="_Toc218974813" w:history="1">
+          <w:hyperlink w:anchor="_Toc220580132" w:history="1">
             <w:r>
               <w:rPr>
                 <w:rStyle w:val="Hyperlink"/>
                 <w:rFonts w:ascii="Arial" w:hAnsi="Arial" w:cs="Arial"/>
                 <w:noProof/>
+                <w:sz w:val="24"/>
+                <w:szCs w:val="24"/>
                 <w:lang w:val="en-US"/>
               </w:rPr>
               <w:t>List of Figures</w:t>
             </w:r>
             <w:r>
               <w:rPr>
-                <w:noProof/>
-                <w:webHidden/>
+                <w:rFonts w:ascii="Arial" w:hAnsi="Arial" w:cs="Arial"/>
+                <w:noProof/>
+                <w:webHidden/>
+                <w:sz w:val="24"/>
+                <w:szCs w:val="24"/>
               </w:rPr>
               <w:tab/>
             </w:r>
             <w:r>
               <w:rPr>
-                <w:noProof/>
-                <w:webHidden/>
+                <w:rFonts w:ascii="Arial" w:hAnsi="Arial" w:cs="Arial"/>
+                <w:noProof/>
+                <w:webHidden/>
+                <w:sz w:val="24"/>
+                <w:szCs w:val="24"/>
               </w:rPr>
               <w:fldChar w:fldCharType="begin"/>
             </w:r>
             <w:r>
               <w:rPr>
-                <w:noProof/>
-                <w:webHidden/>
-              </w:rPr>
-              <w:instrText xml:space="preserve"> PAGEREF _Toc218974813 \h </w:instrText>
-            </w:r>
-            <w:r>
-              <w:rPr>
-                <w:noProof/>
-                <w:webHidden/>
-              </w:rPr>
-            </w:r>
-            <w:r>
-              <w:rPr>
-                <w:noProof/>
-                <w:webHidden/>
+                <w:rFonts w:ascii="Arial" w:hAnsi="Arial" w:cs="Arial"/>
+                <w:noProof/>
+                <w:webHidden/>
+                <w:sz w:val="24"/>
+                <w:szCs w:val="24"/>
+              </w:rPr>
+              <w:instrText xml:space="preserve"> PAGEREF _Toc220580132 \h </w:instrText>
+            </w:r>
+            <w:r>
+              <w:rPr>
+                <w:rFonts w:ascii="Arial" w:hAnsi="Arial" w:cs="Arial"/>
+                <w:noProof/>
+                <w:webHidden/>
+                <w:sz w:val="24"/>
+                <w:szCs w:val="24"/>
+              </w:rPr>
+            </w:r>
+            <w:r>
+              <w:rPr>
+                <w:rFonts w:ascii="Arial" w:hAnsi="Arial" w:cs="Arial"/>
+                <w:noProof/>
+                <w:webHidden/>
+                <w:sz w:val="24"/>
+                <w:szCs w:val="24"/>
               </w:rPr>
               <w:fldChar w:fldCharType="separate"/>
             </w:r>
             <w:r>
               <w:rPr>
-                <w:noProof/>
-                <w:webHidden/>
+                <w:rFonts w:ascii="Arial" w:hAnsi="Arial" w:cs="Arial"/>
+                <w:noProof/>
+                <w:webHidden/>
+                <w:sz w:val="24"/>
+                <w:szCs w:val="24"/>
               </w:rPr>
               <w:t>2</w:t>
             </w:r>
             <w:r>
               <w:rPr>
-                <w:noProof/>
-                <w:webHidden/>
+                <w:rFonts w:ascii="Arial" w:hAnsi="Arial" w:cs="Arial"/>
+                <w:noProof/>
+                <w:webHidden/>
+                <w:sz w:val="24"/>
+                <w:szCs w:val="24"/>
               </w:rPr>
               <w:fldChar w:fldCharType="end"/>
             </w:r>
@@ -484,7 +507,7 @@
               <w:tab w:val="right" w:leader="dot" w:pos="9062"/>
             </w:tabs>
             <w:rPr>
-              <w:rFonts w:eastAsiaTheme="minorEastAsia"/>
+              <w:rFonts w:ascii="Arial" w:eastAsiaTheme="minorEastAsia" w:hAnsi="Arial" w:cs="Arial"/>
               <w:b w:val="0"/>
               <w:bCs w:val="0"/>
               <w:caps w:val="0"/>
@@ -496,61 +519,84 @@
               <w14:ligatures w14:val="standardContextual"/>
             </w:rPr>
           </w:pPr>
-          <w:hyperlink w:anchor="_Toc218974814" w:history="1">
+          <w:hyperlink w:anchor="_Toc220580133" w:history="1">
             <w:r>
               <w:rPr>
                 <w:rStyle w:val="Hyperlink"/>
                 <w:rFonts w:ascii="Arial" w:hAnsi="Arial" w:cs="Arial"/>
                 <w:noProof/>
+                <w:sz w:val="24"/>
+                <w:szCs w:val="24"/>
                 <w:lang w:val="en-US"/>
               </w:rPr>
               <w:t>Abstract</w:t>
             </w:r>
             <w:r>
               <w:rPr>
-                <w:noProof/>
-                <w:webHidden/>
+                <w:rFonts w:ascii="Arial" w:hAnsi="Arial" w:cs="Arial"/>
+                <w:noProof/>
+                <w:webHidden/>
+                <w:sz w:val="24"/>
+                <w:szCs w:val="24"/>
               </w:rPr>
               <w:tab/>
             </w:r>
             <w:r>
               <w:rPr>
-                <w:noProof/>
-                <w:webHidden/>
+                <w:rFonts w:ascii="Arial" w:hAnsi="Arial" w:cs="Arial"/>
+                <w:noProof/>
+                <w:webHidden/>
+                <w:sz w:val="24"/>
+                <w:szCs w:val="24"/>
               </w:rPr>
               <w:fldChar w:fldCharType="begin"/>
             </w:r>
             <w:r>
               <w:rPr>
-                <w:noProof/>
-                <w:webHidden/>
-              </w:rPr>
-              <w:instrText xml:space="preserve"> PAGEREF _Toc218974814 \h </w:instrText>
-            </w:r>
-            <w:r>
-              <w:rPr>
-                <w:noProof/>
-                <w:webHidden/>
-              </w:rPr>
-            </w:r>
-            <w:r>
-              <w:rPr>
-                <w:noProof/>
-                <w:webHidden/>
+                <w:rFonts w:ascii="Arial" w:hAnsi="Arial" w:cs="Arial"/>
+                <w:noProof/>
+                <w:webHidden/>
+                <w:sz w:val="24"/>
+                <w:szCs w:val="24"/>
+              </w:rPr>
+              <w:instrText xml:space="preserve"> PAGEREF _Toc220580133 \h </w:instrText>
+            </w:r>
+            <w:r>
+              <w:rPr>
+                <w:rFonts w:ascii="Arial" w:hAnsi="Arial" w:cs="Arial"/>
+                <w:noProof/>
+                <w:webHidden/>
+                <w:sz w:val="24"/>
+                <w:szCs w:val="24"/>
+              </w:rPr>
+            </w:r>
+            <w:r>
+              <w:rPr>
+                <w:rFonts w:ascii="Arial" w:hAnsi="Arial" w:cs="Arial"/>
+                <w:noProof/>
+                <w:webHidden/>
+                <w:sz w:val="24"/>
+                <w:szCs w:val="24"/>
               </w:rPr>
               <w:fldChar w:fldCharType="separate"/>
             </w:r>
             <w:r>
               <w:rPr>
-                <w:noProof/>
-                <w:webHidden/>
+                <w:rFonts w:ascii="Arial" w:hAnsi="Arial" w:cs="Arial"/>
+                <w:noProof/>
+                <w:webHidden/>
+                <w:sz w:val="24"/>
+                <w:szCs w:val="24"/>
               </w:rPr>
               <w:t>3</w:t>
             </w:r>
             <w:r>
               <w:rPr>
-                <w:noProof/>
-                <w:webHidden/>
+                <w:rFonts w:ascii="Arial" w:hAnsi="Arial" w:cs="Arial"/>
+                <w:noProof/>
+                <w:webHidden/>
+                <w:sz w:val="24"/>
+                <w:szCs w:val="24"/>
               </w:rPr>
               <w:fldChar w:fldCharType="end"/>
             </w:r>
@@ -564,7 +610,7 @@
               <w:tab w:val="right" w:leader="dot" w:pos="9062"/>
             </w:tabs>
             <w:rPr>
-              <w:rFonts w:eastAsiaTheme="minorEastAsia"/>
+              <w:rFonts w:ascii="Arial" w:eastAsiaTheme="minorEastAsia" w:hAnsi="Arial" w:cs="Arial"/>
               <w:b w:val="0"/>
               <w:bCs w:val="0"/>
               <w:caps w:val="0"/>
@@ -576,19 +622,21 @@
               <w14:ligatures w14:val="standardContextual"/>
             </w:rPr>
           </w:pPr>
-          <w:hyperlink w:anchor="_Toc218974815" w:history="1">
+          <w:hyperlink w:anchor="_Toc220580134" w:history="1">
             <w:r>
               <w:rPr>
                 <w:rStyle w:val="Hyperlink"/>
                 <w:rFonts w:ascii="Arial" w:hAnsi="Arial" w:cs="Arial"/>
                 <w:noProof/>
+                <w:sz w:val="24"/>
+                <w:szCs w:val="24"/>
                 <w:lang w:val="en-US"/>
               </w:rPr>
               <w:t>1.</w:t>
             </w:r>
             <w:r>
               <w:rPr>
-                <w:rFonts w:eastAsiaTheme="minorEastAsia"/>
+                <w:rFonts w:ascii="Arial" w:eastAsiaTheme="minorEastAsia" w:hAnsi="Arial" w:cs="Arial"/>
                 <w:b w:val="0"/>
                 <w:bCs w:val="0"/>
                 <w:caps w:val="0"/>
@@ -606,55 +654,78 @@
                 <w:rStyle w:val="Hyperlink"/>
                 <w:rFonts w:ascii="Arial" w:hAnsi="Arial" w:cs="Arial"/>
                 <w:noProof/>
+                <w:sz w:val="24"/>
+                <w:szCs w:val="24"/>
                 <w:lang w:val="en-US"/>
               </w:rPr>
               <w:t>Introduction</w:t>
             </w:r>
             <w:r>
               <w:rPr>
-                <w:noProof/>
-                <w:webHidden/>
+                <w:rFonts w:ascii="Arial" w:hAnsi="Arial" w:cs="Arial"/>
+                <w:noProof/>
+                <w:webHidden/>
+                <w:sz w:val="24"/>
+                <w:szCs w:val="24"/>
               </w:rPr>
               <w:tab/>
             </w:r>
             <w:r>
               <w:rPr>
-                <w:noProof/>
-                <w:webHidden/>
+                <w:rFonts w:ascii="Arial" w:hAnsi="Arial" w:cs="Arial"/>
+                <w:noProof/>
+                <w:webHidden/>
+                <w:sz w:val="24"/>
+                <w:szCs w:val="24"/>
               </w:rPr>
               <w:fldChar w:fldCharType="begin"/>
             </w:r>
             <w:r>
               <w:rPr>
-                <w:noProof/>
-                <w:webHidden/>
-              </w:rPr>
-              <w:instrText xml:space="preserve"> PAGEREF _Toc218974815 \h </w:instrText>
-            </w:r>
-            <w:r>
-              <w:rPr>
-                <w:noProof/>
-                <w:webHidden/>
-              </w:rPr>
-            </w:r>
-            <w:r>
-              <w:rPr>
-                <w:noProof/>
-                <w:webHidden/>
+                <w:rFonts w:ascii="Arial" w:hAnsi="Arial" w:cs="Arial"/>
+                <w:noProof/>
+                <w:webHidden/>
+                <w:sz w:val="24"/>
+                <w:szCs w:val="24"/>
+              </w:rPr>
+              <w:instrText xml:space="preserve"> PAGEREF _Toc220580134 \h </w:instrText>
+            </w:r>
+            <w:r>
+              <w:rPr>
+                <w:rFonts w:ascii="Arial" w:hAnsi="Arial" w:cs="Arial"/>
+                <w:noProof/>
+                <w:webHidden/>
+                <w:sz w:val="24"/>
+                <w:szCs w:val="24"/>
+              </w:rPr>
+            </w:r>
+            <w:r>
+              <w:rPr>
+                <w:rFonts w:ascii="Arial" w:hAnsi="Arial" w:cs="Arial"/>
+                <w:noProof/>
+                <w:webHidden/>
+                <w:sz w:val="24"/>
+                <w:szCs w:val="24"/>
               </w:rPr>
               <w:fldChar w:fldCharType="separate"/>
             </w:r>
             <w:r>
               <w:rPr>
-                <w:noProof/>
-                <w:webHidden/>
+                <w:rFonts w:ascii="Arial" w:hAnsi="Arial" w:cs="Arial"/>
+                <w:noProof/>
+                <w:webHidden/>
+                <w:sz w:val="24"/>
+                <w:szCs w:val="24"/>
               </w:rPr>
               <w:t>4</w:t>
             </w:r>
             <w:r>
               <w:rPr>
-                <w:noProof/>
-                <w:webHidden/>
+                <w:rFonts w:ascii="Arial" w:hAnsi="Arial" w:cs="Arial"/>
+                <w:noProof/>
+                <w:webHidden/>
+                <w:sz w:val="24"/>
+                <w:szCs w:val="24"/>
               </w:rPr>
               <w:fldChar w:fldCharType="end"/>
             </w:r>
@@ -668,7 +739,7 @@
               <w:tab w:val="right" w:leader="dot" w:pos="9062"/>
             </w:tabs>
             <w:rPr>
-              <w:rFonts w:eastAsiaTheme="minorEastAsia"/>
+              <w:rFonts w:ascii="Arial" w:eastAsiaTheme="minorEastAsia" w:hAnsi="Arial" w:cs="Arial"/>
               <w:b w:val="0"/>
               <w:bCs w:val="0"/>
               <w:caps w:val="0"/>
@@ -680,19 +751,21 @@
               <w14:ligatures w14:val="standardContextual"/>
             </w:rPr>
           </w:pPr>
-          <w:hyperlink w:anchor="_Toc218974816" w:history="1">
+          <w:hyperlink w:anchor="_Toc220580135" w:history="1">
             <w:r>
               <w:rPr>
                 <w:rStyle w:val="Hyperlink"/>
                 <w:rFonts w:ascii="Arial" w:hAnsi="Arial" w:cs="Arial"/>
                 <w:noProof/>
+                <w:sz w:val="24"/>
+                <w:szCs w:val="24"/>
                 <w:lang w:val="en-US"/>
               </w:rPr>
               <w:t>2.</w:t>
             </w:r>
             <w:r>
               <w:rPr>
-                <w:rFonts w:eastAsiaTheme="minorEastAsia"/>
+                <w:rFonts w:ascii="Arial" w:eastAsiaTheme="minorEastAsia" w:hAnsi="Arial" w:cs="Arial"/>
                 <w:b w:val="0"/>
                 <w:bCs w:val="0"/>
                 <w:caps w:val="0"/>
@@ -710,55 +783,78 @@
                 <w:rStyle w:val="Hyperlink"/>
                 <w:rFonts w:ascii="Arial" w:hAnsi="Arial" w:cs="Arial"/>
                 <w:noProof/>
+                <w:sz w:val="24"/>
+                <w:szCs w:val="24"/>
                 <w:lang w:val="en-US"/>
               </w:rPr>
               <w:t>Methods</w:t>
             </w:r>
             <w:r>
               <w:rPr>
-                <w:noProof/>
-                <w:webHidden/>
+                <w:rFonts w:ascii="Arial" w:hAnsi="Arial" w:cs="Arial"/>
+                <w:noProof/>
+                <w:webHidden/>
+                <w:sz w:val="24"/>
+                <w:szCs w:val="24"/>
               </w:rPr>
               <w:tab/>
             </w:r>
             <w:r>
               <w:rPr>
-                <w:noProof/>
-                <w:webHidden/>
+                <w:rFonts w:ascii="Arial" w:hAnsi="Arial" w:cs="Arial"/>
+                <w:noProof/>
+                <w:webHidden/>
+                <w:sz w:val="24"/>
+                <w:szCs w:val="24"/>
               </w:rPr>
               <w:fldChar w:fldCharType="begin"/>
             </w:r>
             <w:r>
               <w:rPr>
-                <w:noProof/>
-                <w:webHidden/>
-              </w:rPr>
-              <w:instrText xml:space="preserve"> PAGEREF _Toc218974816 \h </w:instrText>
-            </w:r>
-            <w:r>
-              <w:rPr>
-                <w:noProof/>
-                <w:webHidden/>
-              </w:rPr>
-            </w:r>
-            <w:r>
-              <w:rPr>
-                <w:noProof/>
-                <w:webHidden/>
+                <w:rFonts w:ascii="Arial" w:hAnsi="Arial" w:cs="Arial"/>
+                <w:noProof/>
+                <w:webHidden/>
+                <w:sz w:val="24"/>
+                <w:szCs w:val="24"/>
+              </w:rPr>
+              <w:instrText xml:space="preserve"> PAGEREF _Toc220580135 \h </w:instrText>
+            </w:r>
+            <w:r>
+              <w:rPr>
+                <w:rFonts w:ascii="Arial" w:hAnsi="Arial" w:cs="Arial"/>
+                <w:noProof/>
+                <w:webHidden/>
+                <w:sz w:val="24"/>
+                <w:szCs w:val="24"/>
+              </w:rPr>
+            </w:r>
+            <w:r>
+              <w:rPr>
+                <w:rFonts w:ascii="Arial" w:hAnsi="Arial" w:cs="Arial"/>
+                <w:noProof/>
+                <w:webHidden/>
+                <w:sz w:val="24"/>
+                <w:szCs w:val="24"/>
               </w:rPr>
               <w:fldChar w:fldCharType="separate"/>
             </w:r>
             <w:r>
               <w:rPr>
-                <w:noProof/>
-                <w:webHidden/>
+                <w:rFonts w:ascii="Arial" w:hAnsi="Arial" w:cs="Arial"/>
+                <w:noProof/>
+                <w:webHidden/>
+                <w:sz w:val="24"/>
+                <w:szCs w:val="24"/>
               </w:rPr>
               <w:t>5</w:t>
             </w:r>
             <w:r>
               <w:rPr>
-                <w:noProof/>
-                <w:webHidden/>
+                <w:rFonts w:ascii="Arial" w:hAnsi="Arial" w:cs="Arial"/>
+                <w:noProof/>
+                <w:webHidden/>
+                <w:sz w:val="24"/>
+                <w:szCs w:val="24"/>
               </w:rPr>
               <w:fldChar w:fldCharType="end"/>
             </w:r>
@@ -772,7 +868,7 @@
               <w:tab w:val="right" w:leader="dot" w:pos="9062"/>
             </w:tabs>
             <w:rPr>
-              <w:rFonts w:eastAsiaTheme="minorEastAsia"/>
+              <w:rFonts w:ascii="Arial" w:eastAsiaTheme="minorEastAsia" w:hAnsi="Arial" w:cs="Arial"/>
               <w:smallCaps w:val="0"/>
               <w:noProof/>
               <w:kern w:val="2"/>
@@ -782,19 +878,21 @@
               <w14:ligatures w14:val="standardContextual"/>
             </w:rPr>
           </w:pPr>
-          <w:hyperlink w:anchor="_Toc218974817" w:history="1">
+          <w:hyperlink w:anchor="_Toc220580136" w:history="1">
             <w:r>
               <w:rPr>
                 <w:rStyle w:val="Hyperlink"/>
                 <w:rFonts w:ascii="Arial" w:hAnsi="Arial" w:cs="Arial"/>
                 <w:noProof/>
+                <w:sz w:val="24"/>
+                <w:szCs w:val="24"/>
                 <w:lang w:val="en-US"/>
               </w:rPr>
               <w:t>2.1.</w:t>
             </w:r>
             <w:r>
               <w:rPr>
-                <w:rFonts w:eastAsiaTheme="minorEastAsia"/>
+                <w:rFonts w:ascii="Arial" w:eastAsiaTheme="minorEastAsia" w:hAnsi="Arial" w:cs="Arial"/>
                 <w:smallCaps w:val="0"/>
                 <w:noProof/>
                 <w:kern w:val="2"/>
@@ -810,55 +908,78 @@
                 <w:rStyle w:val="Hyperlink"/>
                 <w:rFonts w:ascii="Arial" w:hAnsi="Arial" w:cs="Arial"/>
                 <w:noProof/>
+                <w:sz w:val="24"/>
+                <w:szCs w:val="24"/>
                 <w:lang w:val="en-US"/>
               </w:rPr>
               <w:t>Setup and Preprocessing</w:t>
             </w:r>
             <w:r>
               <w:rPr>
-                <w:noProof/>
-                <w:webHidden/>
+                <w:rFonts w:ascii="Arial" w:hAnsi="Arial" w:cs="Arial"/>
+                <w:noProof/>
+                <w:webHidden/>
+                <w:sz w:val="24"/>
+                <w:szCs w:val="24"/>
               </w:rPr>
               <w:tab/>
             </w:r>
             <w:r>
               <w:rPr>
-                <w:noProof/>
-                <w:webHidden/>
+                <w:rFonts w:ascii="Arial" w:hAnsi="Arial" w:cs="Arial"/>
+                <w:noProof/>
+                <w:webHidden/>
+                <w:sz w:val="24"/>
+                <w:szCs w:val="24"/>
               </w:rPr>
               <w:fldChar w:fldCharType="begin"/>
             </w:r>
             <w:r>
               <w:rPr>
-                <w:noProof/>
-                <w:webHidden/>
-              </w:rPr>
-              <w:instrText xml:space="preserve"> PAGEREF _Toc218974817 \h </w:instrText>
-            </w:r>
-            <w:r>
-              <w:rPr>
-                <w:noProof/>
-                <w:webHidden/>
-              </w:rPr>
-            </w:r>
-            <w:r>
-              <w:rPr>
-                <w:noProof/>
-                <w:webHidden/>
+                <w:rFonts w:ascii="Arial" w:hAnsi="Arial" w:cs="Arial"/>
+                <w:noProof/>
+                <w:webHidden/>
+                <w:sz w:val="24"/>
+                <w:szCs w:val="24"/>
+              </w:rPr>
+              <w:instrText xml:space="preserve"> PAGEREF _Toc220580136 \h </w:instrText>
+            </w:r>
+            <w:r>
+              <w:rPr>
+                <w:rFonts w:ascii="Arial" w:hAnsi="Arial" w:cs="Arial"/>
+                <w:noProof/>
+                <w:webHidden/>
+                <w:sz w:val="24"/>
+                <w:szCs w:val="24"/>
+              </w:rPr>
+            </w:r>
+            <w:r>
+              <w:rPr>
+                <w:rFonts w:ascii="Arial" w:hAnsi="Arial" w:cs="Arial"/>
+                <w:noProof/>
+                <w:webHidden/>
+                <w:sz w:val="24"/>
+                <w:szCs w:val="24"/>
               </w:rPr>
               <w:fldChar w:fldCharType="separate"/>
             </w:r>
             <w:r>
               <w:rPr>
-                <w:noProof/>
-                <w:webHidden/>
+                <w:rFonts w:ascii="Arial" w:hAnsi="Arial" w:cs="Arial"/>
+                <w:noProof/>
+                <w:webHidden/>
+                <w:sz w:val="24"/>
+                <w:szCs w:val="24"/>
               </w:rPr>
               <w:t>5</w:t>
             </w:r>
             <w:r>
               <w:rPr>
-                <w:noProof/>
-                <w:webHidden/>
+                <w:rFonts w:ascii="Arial" w:hAnsi="Arial" w:cs="Arial"/>
+                <w:noProof/>
+                <w:webHidden/>
+                <w:sz w:val="24"/>
+                <w:szCs w:val="24"/>
               </w:rPr>
               <w:fldChar w:fldCharType="end"/>
             </w:r>
@@ -872,7 +993,7 @@
               <w:tab w:val="right" w:leader="dot" w:pos="9062"/>
             </w:tabs>
             <w:rPr>
-              <w:rFonts w:eastAsiaTheme="minorEastAsia"/>
+              <w:rFonts w:ascii="Arial" w:eastAsiaTheme="minorEastAsia" w:hAnsi="Arial" w:cs="Arial"/>
               <w:smallCaps w:val="0"/>
               <w:noProof/>
               <w:kern w:val="2"/>
@@ -882,19 +1003,21 @@
               <w14:ligatures w14:val="standardContextual"/>
             </w:rPr>
           </w:pPr>
-          <w:hyperlink w:anchor="_Toc218974818" w:history="1">
+          <w:hyperlink w:anchor="_Toc220580137" w:history="1">
             <w:r>
               <w:rPr>
                 <w:rStyle w:val="Hyperlink"/>
                 <w:rFonts w:ascii="Arial" w:hAnsi="Arial" w:cs="Arial"/>
                 <w:noProof/>
+                <w:sz w:val="24"/>
+                <w:szCs w:val="24"/>
                 <w:lang w:val="en-US"/>
               </w:rPr>
               <w:t>2.2.</w:t>
             </w:r>
             <w:r>
               <w:rPr>
-                <w:rFonts w:eastAsiaTheme="minorEastAsia"/>
+                <w:rFonts w:ascii="Arial" w:eastAsiaTheme="minorEastAsia" w:hAnsi="Arial" w:cs="Arial"/>
                 <w:smallCaps w:val="0"/>
                 <w:noProof/>
                 <w:kern w:val="2"/>
@@ -910,55 +1033,78 @@
                 <w:rStyle w:val="Hyperlink"/>
                 <w:rFonts w:ascii="Arial" w:hAnsi="Arial" w:cs="Arial"/>
                 <w:noProof/>
+                <w:sz w:val="24"/>
+                <w:szCs w:val="24"/>
                 <w:lang w:val="en-US"/>
               </w:rPr>
               <w:t>Exploratory data analysis</w:t>
             </w:r>
             <w:r>
               <w:rPr>
-                <w:noProof/>
-                <w:webHidden/>
+                <w:rFonts w:ascii="Arial" w:hAnsi="Arial" w:cs="Arial"/>
+                <w:noProof/>
+                <w:webHidden/>
+                <w:sz w:val="24"/>
+                <w:szCs w:val="24"/>
               </w:rPr>
               <w:tab/>
             </w:r>
             <w:r>
               <w:rPr>
-                <w:noProof/>
-                <w:webHidden/>
+                <w:rFonts w:ascii="Arial" w:hAnsi="Arial" w:cs="Arial"/>
+                <w:noProof/>
+                <w:webHidden/>
+                <w:sz w:val="24"/>
+                <w:szCs w:val="24"/>
               </w:rPr>
               <w:fldChar w:fldCharType="begin"/>
             </w:r>
             <w:r>
               <w:rPr>
-                <w:noProof/>
-                <w:webHidden/>
-              </w:rPr>
-              <w:instrText xml:space="preserve"> PAGEREF _Toc218974818 \h </w:instrText>
-            </w:r>
-            <w:r>
-              <w:rPr>
-                <w:noProof/>
-                <w:webHidden/>
-              </w:rPr>
-            </w:r>
-            <w:r>
-              <w:rPr>
-                <w:noProof/>
-                <w:webHidden/>
+                <w:rFonts w:ascii="Arial" w:hAnsi="Arial" w:cs="Arial"/>
+                <w:noProof/>
+                <w:webHidden/>
+                <w:sz w:val="24"/>
+                <w:szCs w:val="24"/>
+              </w:rPr>
+              <w:instrText xml:space="preserve"> PAGEREF _Toc220580137 \h </w:instrText>
+            </w:r>
+            <w:r>
+              <w:rPr>
+                <w:rFonts w:ascii="Arial" w:hAnsi="Arial" w:cs="Arial"/>
+                <w:noProof/>
+                <w:webHidden/>
+                <w:sz w:val="24"/>
+                <w:szCs w:val="24"/>
+              </w:rPr>
+            </w:r>
+            <w:r>
+              <w:rPr>
+                <w:rFonts w:ascii="Arial" w:hAnsi="Arial" w:cs="Arial"/>
+                <w:noProof/>
+                <w:webHidden/>
+                <w:sz w:val="24"/>
+                <w:szCs w:val="24"/>
               </w:rPr>
               <w:fldChar w:fldCharType="separate"/>
             </w:r>
             <w:r>
               <w:rPr>
-                <w:noProof/>
-                <w:webHidden/>
+                <w:rFonts w:ascii="Arial" w:hAnsi="Arial" w:cs="Arial"/>
+                <w:noProof/>
+                <w:webHidden/>
+                <w:sz w:val="24"/>
+                <w:szCs w:val="24"/>
               </w:rPr>
               <w:t>5</w:t>
             </w:r>
             <w:r>
               <w:rPr>
-                <w:noProof/>
-                <w:webHidden/>
+                <w:rFonts w:ascii="Arial" w:hAnsi="Arial" w:cs="Arial"/>
+                <w:noProof/>
+                <w:webHidden/>
+                <w:sz w:val="24"/>
+                <w:szCs w:val="24"/>
               </w:rPr>
               <w:fldChar w:fldCharType="end"/>
             </w:r>
@@ -972,7 +1118,7 @@
               <w:tab w:val="right" w:leader="dot" w:pos="9062"/>
             </w:tabs>
             <w:rPr>
-              <w:rFonts w:eastAsiaTheme="minorEastAsia"/>
+              <w:rFonts w:ascii="Arial" w:eastAsiaTheme="minorEastAsia" w:hAnsi="Arial" w:cs="Arial"/>
               <w:smallCaps w:val="0"/>
               <w:noProof/>
               <w:kern w:val="2"/>
@@ -982,19 +1128,21 @@
               <w14:ligatures w14:val="standardContextual"/>
             </w:rPr>
           </w:pPr>
-          <w:hyperlink w:anchor="_Toc218974819" w:history="1">
+          <w:hyperlink w:anchor="_Toc220580138" w:history="1">
             <w:r>
               <w:rPr>
                 <w:rStyle w:val="Hyperlink"/>
                 <w:rFonts w:ascii="Arial" w:hAnsi="Arial" w:cs="Arial"/>
                 <w:noProof/>
+                <w:sz w:val="24"/>
+                <w:szCs w:val="24"/>
                 <w:lang w:val="en-US"/>
               </w:rPr>
               <w:t>2.3.</w:t>
             </w:r>
             <w:r>
               <w:rPr>
-                <w:rFonts w:eastAsiaTheme="minorEastAsia"/>
+                <w:rFonts w:ascii="Arial" w:eastAsiaTheme="minorEastAsia" w:hAnsi="Arial" w:cs="Arial"/>
                 <w:smallCaps w:val="0"/>
                 <w:noProof/>
                 <w:kern w:val="2"/>
@@ -1010,55 +1158,78 @@
                 <w:rStyle w:val="Hyperlink"/>
                 <w:rFonts w:ascii="Arial" w:hAnsi="Arial" w:cs="Arial"/>
                 <w:noProof/>
+                <w:sz w:val="24"/>
+                <w:szCs w:val="24"/>
                 <w:lang w:val="en-US"/>
               </w:rPr>
               <w:t>Training and Test Set Splitting</w:t>
             </w:r>
             <w:r>
               <w:rPr>
-                <w:noProof/>
-                <w:webHidden/>
+                <w:rFonts w:ascii="Arial" w:hAnsi="Arial" w:cs="Arial"/>
+                <w:noProof/>
+                <w:webHidden/>
+                <w:sz w:val="24"/>
+                <w:szCs w:val="24"/>
               </w:rPr>
               <w:tab/>
             </w:r>
             <w:r>
               <w:rPr>
-                <w:noProof/>
-                <w:webHidden/>
+                <w:rFonts w:ascii="Arial" w:hAnsi="Arial" w:cs="Arial"/>
+                <w:noProof/>
+                <w:webHidden/>
+                <w:sz w:val="24"/>
+                <w:szCs w:val="24"/>
               </w:rPr>
               <w:fldChar w:fldCharType="begin"/>
             </w:r>
             <w:r>
               <w:rPr>
-                <w:noProof/>
-                <w:webHidden/>
-              </w:rPr>
-              <w:instrText xml:space="preserve"> PAGEREF _Toc218974819 \h </w:instrText>
-            </w:r>
-            <w:r>
-              <w:rPr>
-                <w:noProof/>
-                <w:webHidden/>
-              </w:rPr>
-            </w:r>
-            <w:r>
-              <w:rPr>
-                <w:noProof/>
-                <w:webHidden/>
+                <w:rFonts w:ascii="Arial" w:hAnsi="Arial" w:cs="Arial"/>
+                <w:noProof/>
+                <w:webHidden/>
+                <w:sz w:val="24"/>
+                <w:szCs w:val="24"/>
+              </w:rPr>
+              <w:instrText xml:space="preserve"> PAGEREF _Toc220580138 \h </w:instrText>
+            </w:r>
+            <w:r>
+              <w:rPr>
+                <w:rFonts w:ascii="Arial" w:hAnsi="Arial" w:cs="Arial"/>
+                <w:noProof/>
+                <w:webHidden/>
+                <w:sz w:val="24"/>
+                <w:szCs w:val="24"/>
+              </w:rPr>
+            </w:r>
+            <w:r>
+              <w:rPr>
+                <w:rFonts w:ascii="Arial" w:hAnsi="Arial" w:cs="Arial"/>
+                <w:noProof/>
+                <w:webHidden/>
+                <w:sz w:val="24"/>
+                <w:szCs w:val="24"/>
               </w:rPr>
               <w:fldChar w:fldCharType="separate"/>
             </w:r>
             <w:r>
               <w:rPr>
-                <w:noProof/>
-                <w:webHidden/>
+                <w:rFonts w:ascii="Arial" w:hAnsi="Arial" w:cs="Arial"/>
+                <w:noProof/>
+                <w:webHidden/>
+                <w:sz w:val="24"/>
+                <w:szCs w:val="24"/>
               </w:rPr>
               <w:t>7</w:t>
             </w:r>
             <w:r>
               <w:rPr>
-                <w:noProof/>
-                <w:webHidden/>
+                <w:rFonts w:ascii="Arial" w:hAnsi="Arial" w:cs="Arial"/>
+                <w:noProof/>
+                <w:webHidden/>
+                <w:sz w:val="24"/>
+                <w:szCs w:val="24"/>
               </w:rPr>
               <w:fldChar w:fldCharType="end"/>
             </w:r>
@@ -1072,7 +1243,7 @@
               <w:tab w:val="right" w:leader="dot" w:pos="9062"/>
             </w:tabs>
             <w:rPr>
-              <w:rFonts w:eastAsiaTheme="minorEastAsia"/>
+              <w:rFonts w:ascii="Arial" w:eastAsiaTheme="minorEastAsia" w:hAnsi="Arial" w:cs="Arial"/>
               <w:smallCaps w:val="0"/>
               <w:noProof/>
               <w:kern w:val="2"/>
@@ -1082,19 +1253,21 @@
               <w14:ligatures w14:val="standardContextual"/>
             </w:rPr>
           </w:pPr>
-          <w:hyperlink w:anchor="_Toc218974820" w:history="1">
+          <w:hyperlink w:anchor="_Toc220580139" w:history="1">
             <w:r>
               <w:rPr>
                 <w:rStyle w:val="Hyperlink"/>
                 <w:rFonts w:ascii="Arial" w:hAnsi="Arial" w:cs="Arial"/>
                 <w:noProof/>
+                <w:sz w:val="24"/>
+                <w:szCs w:val="24"/>
                 <w:lang w:val="en-US"/>
               </w:rPr>
               <w:t>2.4.</w:t>
             </w:r>
             <w:r>
               <w:rPr>
-                <w:rFonts w:eastAsiaTheme="minorEastAsia"/>
+                <w:rFonts w:ascii="Arial" w:eastAsiaTheme="minorEastAsia" w:hAnsi="Arial" w:cs="Arial"/>
                 <w:smallCaps w:val="0"/>
                 <w:noProof/>
                 <w:kern w:val="2"/>
@@ -1110,55 +1283,78 @@
                 <w:rStyle w:val="Hyperlink"/>
                 <w:rFonts w:ascii="Arial" w:hAnsi="Arial" w:cs="Arial"/>
                 <w:noProof/>
+                <w:sz w:val="24"/>
+                <w:szCs w:val="24"/>
                 <w:lang w:val="en-US"/>
               </w:rPr>
               <w:t>Feature filtering</w:t>
             </w:r>
             <w:r>
               <w:rPr>
-                <w:noProof/>
-                <w:webHidden/>
+                <w:rFonts w:ascii="Arial" w:hAnsi="Arial" w:cs="Arial"/>
+                <w:noProof/>
+                <w:webHidden/>
+                <w:sz w:val="24"/>
+                <w:szCs w:val="24"/>
               </w:rPr>
               <w:tab/>
             </w:r>
             <w:r>
               <w:rPr>
-                <w:noProof/>
-                <w:webHidden/>
+                <w:rFonts w:ascii="Arial" w:hAnsi="Arial" w:cs="Arial"/>
+                <w:noProof/>
+                <w:webHidden/>
+                <w:sz w:val="24"/>
+                <w:szCs w:val="24"/>
               </w:rPr>
               <w:fldChar w:fldCharType="begin"/>
             </w:r>
             <w:r>
               <w:rPr>
-                <w:noProof/>
-                <w:webHidden/>
-              </w:rPr>
-              <w:instrText xml:space="preserve"> PAGEREF _Toc218974820 \h </w:instrText>
-            </w:r>
-            <w:r>
-              <w:rPr>
-                <w:noProof/>
-                <w:webHidden/>
-              </w:rPr>
-            </w:r>
-            <w:r>
-              <w:rPr>
-                <w:noProof/>
-                <w:webHidden/>
+                <w:rFonts w:ascii="Arial" w:hAnsi="Arial" w:cs="Arial"/>
+                <w:noProof/>
+                <w:webHidden/>
+                <w:sz w:val="24"/>
+                <w:szCs w:val="24"/>
+              </w:rPr>
+              <w:instrText xml:space="preserve"> PAGEREF _Toc220580139 \h </w:instrText>
+            </w:r>
+            <w:r>
+              <w:rPr>
+                <w:rFonts w:ascii="Arial" w:hAnsi="Arial" w:cs="Arial"/>
+                <w:noProof/>
+                <w:webHidden/>
+                <w:sz w:val="24"/>
+                <w:szCs w:val="24"/>
+              </w:rPr>
+            </w:r>
+            <w:r>
+              <w:rPr>
+                <w:rFonts w:ascii="Arial" w:hAnsi="Arial" w:cs="Arial"/>
+                <w:noProof/>
+                <w:webHidden/>
+                <w:sz w:val="24"/>
+                <w:szCs w:val="24"/>
               </w:rPr>
               <w:fldChar w:fldCharType="separate"/>
             </w:r>
             <w:r>
               <w:rPr>
-                <w:noProof/>
-                <w:webHidden/>
+                <w:rFonts w:ascii="Arial" w:hAnsi="Arial" w:cs="Arial"/>
+                <w:noProof/>
+                <w:webHidden/>
+                <w:sz w:val="24"/>
+                <w:szCs w:val="24"/>
               </w:rPr>
               <w:t>7</w:t>
             </w:r>
             <w:r>
               <w:rPr>
-                <w:noProof/>
-                <w:webHidden/>
+                <w:rFonts w:ascii="Arial" w:hAnsi="Arial" w:cs="Arial"/>
+                <w:noProof/>
+                <w:webHidden/>
+                <w:sz w:val="24"/>
+                <w:szCs w:val="24"/>
               </w:rPr>
               <w:fldChar w:fldCharType="end"/>
             </w:r>
@@ -1172,7 +1368,7 @@
               <w:tab w:val="right" w:leader="dot" w:pos="9062"/>
             </w:tabs>
             <w:rPr>
-              <w:rFonts w:eastAsiaTheme="minorEastAsia"/>
+              <w:rFonts w:ascii="Arial" w:eastAsiaTheme="minorEastAsia" w:hAnsi="Arial" w:cs="Arial"/>
               <w:smallCaps w:val="0"/>
               <w:noProof/>
               <w:kern w:val="2"/>
@@ -1182,19 +1378,21 @@
               <w14:ligatures w14:val="standardContextual"/>
             </w:rPr>
           </w:pPr>
-          <w:hyperlink w:anchor="_Toc218974821" w:history="1">
+          <w:hyperlink w:anchor="_Toc220580140" w:history="1">
             <w:r>
               <w:rPr>
                 <w:rStyle w:val="Hyperlink"/>
                 <w:rFonts w:ascii="Arial" w:hAnsi="Arial" w:cs="Arial"/>
                 <w:noProof/>
+                <w:sz w:val="24"/>
+                <w:szCs w:val="24"/>
                 <w:lang w:val="en-US"/>
               </w:rPr>
               <w:t>2.5.</w:t>
             </w:r>
             <w:r>
               <w:rPr>
-                <w:rFonts w:eastAsiaTheme="minorEastAsia"/>
+                <w:rFonts w:ascii="Arial" w:eastAsiaTheme="minorEastAsia" w:hAnsi="Arial" w:cs="Arial"/>
                 <w:smallCaps w:val="0"/>
                 <w:noProof/>
                 <w:kern w:val="2"/>
@@ -1210,55 +1408,78 @@
                 <w:rStyle w:val="Hyperlink"/>
                 <w:rFonts w:ascii="Arial" w:hAnsi="Arial" w:cs="Arial"/>
                 <w:noProof/>
+                <w:sz w:val="24"/>
+                <w:szCs w:val="24"/>
                 <w:lang w:val="en-US"/>
               </w:rPr>
               <w:t>Modelling</w:t>
             </w:r>
             <w:r>
               <w:rPr>
-                <w:noProof/>
-                <w:webHidden/>
+                <w:rFonts w:ascii="Arial" w:hAnsi="Arial" w:cs="Arial"/>
+                <w:noProof/>
+                <w:webHidden/>
+                <w:sz w:val="24"/>
+                <w:szCs w:val="24"/>
               </w:rPr>
               <w:tab/>
             </w:r>
             <w:r>
               <w:rPr>
-                <w:noProof/>
-                <w:webHidden/>
+                <w:rFonts w:ascii="Arial" w:hAnsi="Arial" w:cs="Arial"/>
+                <w:noProof/>
+                <w:webHidden/>
+                <w:sz w:val="24"/>
+                <w:szCs w:val="24"/>
               </w:rPr>
               <w:fldChar w:fldCharType="begin"/>
             </w:r>
             <w:r>
               <w:rPr>
-                <w:noProof/>
-                <w:webHidden/>
-              </w:rPr>
-              <w:instrText xml:space="preserve"> PAGEREF _Toc218974821 \h </w:instrText>
-            </w:r>
-            <w:r>
-              <w:rPr>
-                <w:noProof/>
-                <w:webHidden/>
-              </w:rPr>
-            </w:r>
-            <w:r>
-              <w:rPr>
-                <w:noProof/>
-                <w:webHidden/>
+                <w:rFonts w:ascii="Arial" w:hAnsi="Arial" w:cs="Arial"/>
+                <w:noProof/>
+                <w:webHidden/>
+                <w:sz w:val="24"/>
+                <w:szCs w:val="24"/>
+              </w:rPr>
+              <w:instrText xml:space="preserve"> PAGEREF _Toc220580140 \h </w:instrText>
+            </w:r>
+            <w:r>
+              <w:rPr>
+                <w:rFonts w:ascii="Arial" w:hAnsi="Arial" w:cs="Arial"/>
+                <w:noProof/>
+                <w:webHidden/>
+                <w:sz w:val="24"/>
+                <w:szCs w:val="24"/>
+              </w:rPr>
+            </w:r>
+            <w:r>
+              <w:rPr>
+                <w:rFonts w:ascii="Arial" w:hAnsi="Arial" w:cs="Arial"/>
+                <w:noProof/>
+                <w:webHidden/>
+                <w:sz w:val="24"/>
+                <w:szCs w:val="24"/>
               </w:rPr>
               <w:fldChar w:fldCharType="separate"/>
             </w:r>
             <w:r>
               <w:rPr>
-                <w:noProof/>
-                <w:webHidden/>
+                <w:rFonts w:ascii="Arial" w:hAnsi="Arial" w:cs="Arial"/>
+                <w:noProof/>
+                <w:webHidden/>
+                <w:sz w:val="24"/>
+                <w:szCs w:val="24"/>
               </w:rPr>
               <w:t>8</w:t>
             </w:r>
             <w:r>
               <w:rPr>
-                <w:noProof/>
-                <w:webHidden/>
+                <w:rFonts w:ascii="Arial" w:hAnsi="Arial" w:cs="Arial"/>
+                <w:noProof/>
+                <w:webHidden/>
+                <w:sz w:val="24"/>
+                <w:szCs w:val="24"/>
               </w:rPr>
               <w:fldChar w:fldCharType="end"/>
             </w:r>
@@ -1272,7 +1493,7 @@
               <w:tab w:val="right" w:leader="dot" w:pos="9062"/>
             </w:tabs>
             <w:rPr>
-              <w:rFonts w:eastAsiaTheme="minorEastAsia"/>
+              <w:rFonts w:ascii="Arial" w:eastAsiaTheme="minorEastAsia" w:hAnsi="Arial" w:cs="Arial"/>
               <w:smallCaps w:val="0"/>
               <w:noProof/>
               <w:kern w:val="2"/>
@@ -1282,19 +1503,21 @@
               <w14:ligatures w14:val="standardContextual"/>
             </w:rPr>
           </w:pPr>
-          <w:hyperlink w:anchor="_Toc218974822" w:history="1">
+          <w:hyperlink w:anchor="_Toc220580141" w:history="1">
             <w:r>
               <w:rPr>
                 <w:rStyle w:val="Hyperlink"/>
                 <w:rFonts w:ascii="Arial" w:hAnsi="Arial" w:cs="Arial"/>
                 <w:noProof/>
+                <w:sz w:val="24"/>
+                <w:szCs w:val="24"/>
                 <w:lang w:val="en-US"/>
               </w:rPr>
               <w:t>2.6.</w:t>
             </w:r>
             <w:r>
               <w:rPr>
-                <w:rFonts w:eastAsiaTheme="minorEastAsia"/>
+                <w:rFonts w:ascii="Arial" w:eastAsiaTheme="minorEastAsia" w:hAnsi="Arial" w:cs="Arial"/>
                 <w:smallCaps w:val="0"/>
                 <w:noProof/>
                 <w:kern w:val="2"/>
@@ -1310,55 +1533,78 @@
                 <w:rStyle w:val="Hyperlink"/>
                 <w:rFonts w:ascii="Arial" w:hAnsi="Arial" w:cs="Arial"/>
                 <w:noProof/>
+                <w:sz w:val="24"/>
+                <w:szCs w:val="24"/>
                 <w:lang w:val="en-US"/>
               </w:rPr>
               <w:t>Evaluation</w:t>
             </w:r>
             <w:r>
               <w:rPr>
-                <w:noProof/>
-                <w:webHidden/>
+                <w:rFonts w:ascii="Arial" w:hAnsi="Arial" w:cs="Arial"/>
+                <w:noProof/>
+                <w:webHidden/>
+                <w:sz w:val="24"/>
+                <w:szCs w:val="24"/>
               </w:rPr>
               <w:tab/>
             </w:r>
             <w:r>
               <w:rPr>
-                <w:noProof/>
-                <w:webHidden/>
+                <w:rFonts w:ascii="Arial" w:hAnsi="Arial" w:cs="Arial"/>
+                <w:noProof/>
+                <w:webHidden/>
+                <w:sz w:val="24"/>
+                <w:szCs w:val="24"/>
               </w:rPr>
               <w:fldChar w:fldCharType="begin"/>
             </w:r>
             <w:r>
               <w:rPr>
-                <w:noProof/>
-                <w:webHidden/>
-              </w:rPr>
-              <w:instrText xml:space="preserve"> PAGEREF _Toc218974822 \h </w:instrText>
-            </w:r>
-            <w:r>
-              <w:rPr>
-                <w:noProof/>
-                <w:webHidden/>
-              </w:rPr>
-            </w:r>
-            <w:r>
-              <w:rPr>
-                <w:noProof/>
-                <w:webHidden/>
+                <w:rFonts w:ascii="Arial" w:hAnsi="Arial" w:cs="Arial"/>
+                <w:noProof/>
+                <w:webHidden/>
+                <w:sz w:val="24"/>
+                <w:szCs w:val="24"/>
+              </w:rPr>
+              <w:instrText xml:space="preserve"> PAGEREF _Toc220580141 \h </w:instrText>
+            </w:r>
+            <w:r>
+              <w:rPr>
+                <w:rFonts w:ascii="Arial" w:hAnsi="Arial" w:cs="Arial"/>
+                <w:noProof/>
+                <w:webHidden/>
+                <w:sz w:val="24"/>
+                <w:szCs w:val="24"/>
+              </w:rPr>
+            </w:r>
+            <w:r>
+              <w:rPr>
+                <w:rFonts w:ascii="Arial" w:hAnsi="Arial" w:cs="Arial"/>
+                <w:noProof/>
+                <w:webHidden/>
+                <w:sz w:val="24"/>
+                <w:szCs w:val="24"/>
               </w:rPr>
               <w:fldChar w:fldCharType="separate"/>
             </w:r>
             <w:r>
               <w:rPr>
-                <w:noProof/>
-                <w:webHidden/>
+                <w:rFonts w:ascii="Arial" w:hAnsi="Arial" w:cs="Arial"/>
+                <w:noProof/>
+                <w:webHidden/>
+                <w:sz w:val="24"/>
+                <w:szCs w:val="24"/>
               </w:rPr>
               <w:t>8</w:t>
             </w:r>
             <w:r>
               <w:rPr>
-                <w:noProof/>
-                <w:webHidden/>
+                <w:rFonts w:ascii="Arial" w:hAnsi="Arial" w:cs="Arial"/>
+                <w:noProof/>
+                <w:webHidden/>
+                <w:sz w:val="24"/>
+                <w:szCs w:val="24"/>
               </w:rPr>
               <w:fldChar w:fldCharType="end"/>
             </w:r>
@@ -1372,7 +1618,7 @@
               <w:tab w:val="right" w:leader="dot" w:pos="9062"/>
             </w:tabs>
             <w:rPr>
-              <w:rFonts w:eastAsiaTheme="minorEastAsia"/>
+              <w:rFonts w:ascii="Arial" w:eastAsiaTheme="minorEastAsia" w:hAnsi="Arial" w:cs="Arial"/>
               <w:b w:val="0"/>
               <w:bCs w:val="0"/>
               <w:caps w:val="0"/>
@@ -1384,19 +1630,21 @@
               <w14:ligatures w14:val="standardContextual"/>
             </w:rPr>
           </w:pPr>
-          <w:hyperlink w:anchor="_Toc218974823" w:history="1">
+          <w:hyperlink w:anchor="_Toc220580142" w:history="1">
             <w:r>
               <w:rPr>
                 <w:rStyle w:val="Hyperlink"/>
                 <w:rFonts w:ascii="Arial" w:hAnsi="Arial" w:cs="Arial"/>
                 <w:noProof/>
+                <w:sz w:val="24"/>
+                <w:szCs w:val="24"/>
                 <w:lang w:val="en-US"/>
               </w:rPr>
               <w:t>3.</w:t>
             </w:r>
             <w:r>
               <w:rPr>
-                <w:rFonts w:eastAsiaTheme="minorEastAsia"/>
+                <w:rFonts w:ascii="Arial" w:eastAsiaTheme="minorEastAsia" w:hAnsi="Arial" w:cs="Arial"/>
                 <w:b w:val="0"/>
                 <w:bCs w:val="0"/>
                 <w:caps w:val="0"/>
@@ -1414,55 +1662,78 @@
                 <w:rStyle w:val="Hyperlink"/>
                 <w:rFonts w:ascii="Arial" w:hAnsi="Arial" w:cs="Arial"/>
                 <w:noProof/>
+                <w:sz w:val="24"/>
+                <w:szCs w:val="24"/>
                 <w:lang w:val="en-US"/>
               </w:rPr>
               <w:t>Results</w:t>
             </w:r>
             <w:r>
               <w:rPr>
-                <w:noProof/>
-                <w:webHidden/>
+                <w:rFonts w:ascii="Arial" w:hAnsi="Arial" w:cs="Arial"/>
+                <w:noProof/>
+                <w:webHidden/>
+                <w:sz w:val="24"/>
+                <w:szCs w:val="24"/>
               </w:rPr>
               <w:tab/>
             </w:r>
             <w:r>
               <w:rPr>
-                <w:noProof/>
-                <w:webHidden/>
+                <w:rFonts w:ascii="Arial" w:hAnsi="Arial" w:cs="Arial"/>
+                <w:noProof/>
+                <w:webHidden/>
+                <w:sz w:val="24"/>
+                <w:szCs w:val="24"/>
               </w:rPr>
               <w:fldChar w:fldCharType="begin"/>
             </w:r>
             <w:r>
               <w:rPr>
-                <w:noProof/>
-                <w:webHidden/>
-              </w:rPr>
-              <w:instrText xml:space="preserve"> PAGEREF _Toc218974823 \h </w:instrText>
-            </w:r>
-            <w:r>
-              <w:rPr>
-                <w:noProof/>
-                <w:webHidden/>
-              </w:rPr>
-            </w:r>
-            <w:r>
-              <w:rPr>
-                <w:noProof/>
-                <w:webHidden/>
+                <w:rFonts w:ascii="Arial" w:hAnsi="Arial" w:cs="Arial"/>
+                <w:noProof/>
+                <w:webHidden/>
+                <w:sz w:val="24"/>
+                <w:szCs w:val="24"/>
+              </w:rPr>
+              <w:instrText xml:space="preserve"> PAGEREF _Toc220580142 \h </w:instrText>
+            </w:r>
+            <w:r>
+              <w:rPr>
+                <w:rFonts w:ascii="Arial" w:hAnsi="Arial" w:cs="Arial"/>
+                <w:noProof/>
+                <w:webHidden/>
+                <w:sz w:val="24"/>
+                <w:szCs w:val="24"/>
+              </w:rPr>
+            </w:r>
+            <w:r>
+              <w:rPr>
+                <w:rFonts w:ascii="Arial" w:hAnsi="Arial" w:cs="Arial"/>
+                <w:noProof/>
+                <w:webHidden/>
+                <w:sz w:val="24"/>
+                <w:szCs w:val="24"/>
               </w:rPr>
               <w:fldChar w:fldCharType="separate"/>
             </w:r>
             <w:r>
               <w:rPr>
-                <w:noProof/>
-                <w:webHidden/>
+                <w:rFonts w:ascii="Arial" w:hAnsi="Arial" w:cs="Arial"/>
+                <w:noProof/>
+                <w:webHidden/>
+                <w:sz w:val="24"/>
+                <w:szCs w:val="24"/>
               </w:rPr>
               <w:t>9</w:t>
             </w:r>
             <w:r>
               <w:rPr>
-                <w:noProof/>
-                <w:webHidden/>
+                <w:rFonts w:ascii="Arial" w:hAnsi="Arial" w:cs="Arial"/>
+                <w:noProof/>
+                <w:webHidden/>
+                <w:sz w:val="24"/>
+                <w:szCs w:val="24"/>
               </w:rPr>
               <w:fldChar w:fldCharType="end"/>
             </w:r>
@@ -1476,7 +1747,7 @@
               <w:tab w:val="right" w:leader="dot" w:pos="9062"/>
             </w:tabs>
             <w:rPr>
-              <w:rFonts w:eastAsiaTheme="minorEastAsia"/>
+              <w:rFonts w:ascii="Arial" w:eastAsiaTheme="minorEastAsia" w:hAnsi="Arial" w:cs="Arial"/>
               <w:smallCaps w:val="0"/>
               <w:noProof/>
               <w:kern w:val="2"/>
@@ -1486,19 +1757,21 @@
               <w14:ligatures w14:val="standardContextual"/>
             </w:rPr>
           </w:pPr>
-          <w:hyperlink w:anchor="_Toc218974824" w:history="1">
+          <w:hyperlink w:anchor="_Toc220580143" w:history="1">
             <w:r>
               <w:rPr>
                 <w:rStyle w:val="Hyperlink"/>
                 <w:rFonts w:ascii="Arial" w:hAnsi="Arial" w:cs="Arial"/>
                 <w:noProof/>
+                <w:sz w:val="24"/>
+                <w:szCs w:val="24"/>
                 <w:lang w:val="en-US"/>
               </w:rPr>
               <w:t>3.1.</w:t>
             </w:r>
             <w:r>
               <w:rPr>
-                <w:rFonts w:eastAsiaTheme="minorEastAsia"/>
+                <w:rFonts w:ascii="Arial" w:eastAsiaTheme="minorEastAsia" w:hAnsi="Arial" w:cs="Arial"/>
                 <w:smallCaps w:val="0"/>
                 <w:noProof/>
                 <w:kern w:val="2"/>
@@ -1514,55 +1787,78 @@
                 <w:rStyle w:val="Hyperlink"/>
                 <w:rFonts w:ascii="Arial" w:hAnsi="Arial" w:cs="Arial"/>
                 <w:noProof/>
+                <w:sz w:val="24"/>
+                <w:szCs w:val="24"/>
                 <w:lang w:val="en-US"/>
               </w:rPr>
               <w:t>Multiclass Classification</w:t>
             </w:r>
             <w:r>
               <w:rPr>
-                <w:noProof/>
-                <w:webHidden/>
+                <w:rFonts w:ascii="Arial" w:hAnsi="Arial" w:cs="Arial"/>
+                <w:noProof/>
+                <w:webHidden/>
+                <w:sz w:val="24"/>
+                <w:szCs w:val="24"/>
               </w:rPr>
               <w:tab/>
             </w:r>
             <w:r>
               <w:rPr>
-                <w:noProof/>
-                <w:webHidden/>
+                <w:rFonts w:ascii="Arial" w:hAnsi="Arial" w:cs="Arial"/>
+                <w:noProof/>
+                <w:webHidden/>
+                <w:sz w:val="24"/>
+                <w:szCs w:val="24"/>
               </w:rPr>
               <w:fldChar w:fldCharType="begin"/>
             </w:r>
             <w:r>
               <w:rPr>
-                <w:noProof/>
-                <w:webHidden/>
-              </w:rPr>
-              <w:instrText xml:space="preserve"> PAGEREF _Toc218974824 \h </w:instrText>
-            </w:r>
-            <w:r>
-              <w:rPr>
-                <w:noProof/>
-                <w:webHidden/>
-              </w:rPr>
-            </w:r>
-            <w:r>
-              <w:rPr>
-                <w:noProof/>
-                <w:webHidden/>
+                <w:rFonts w:ascii="Arial" w:hAnsi="Arial" w:cs="Arial"/>
+                <w:noProof/>
+                <w:webHidden/>
+                <w:sz w:val="24"/>
+                <w:szCs w:val="24"/>
+              </w:rPr>
+              <w:instrText xml:space="preserve"> PAGEREF _Toc220580143 \h </w:instrText>
+            </w:r>
+            <w:r>
+              <w:rPr>
+                <w:rFonts w:ascii="Arial" w:hAnsi="Arial" w:cs="Arial"/>
+                <w:noProof/>
+                <w:webHidden/>
+                <w:sz w:val="24"/>
+                <w:szCs w:val="24"/>
+              </w:rPr>
+            </w:r>
+            <w:r>
+              <w:rPr>
+                <w:rFonts w:ascii="Arial" w:hAnsi="Arial" w:cs="Arial"/>
+                <w:noProof/>
+                <w:webHidden/>
+                <w:sz w:val="24"/>
+                <w:szCs w:val="24"/>
               </w:rPr>
               <w:fldChar w:fldCharType="separate"/>
             </w:r>
             <w:r>
               <w:rPr>
-                <w:noProof/>
-                <w:webHidden/>
+                <w:rFonts w:ascii="Arial" w:hAnsi="Arial" w:cs="Arial"/>
+                <w:noProof/>
+                <w:webHidden/>
+                <w:sz w:val="24"/>
+                <w:szCs w:val="24"/>
               </w:rPr>
               <w:t>9</w:t>
             </w:r>
             <w:r>
               <w:rPr>
-                <w:noProof/>
-                <w:webHidden/>
+                <w:rFonts w:ascii="Arial" w:hAnsi="Arial" w:cs="Arial"/>
+                <w:noProof/>
+                <w:webHidden/>
+                <w:sz w:val="24"/>
+                <w:szCs w:val="24"/>
               </w:rPr>
               <w:fldChar w:fldCharType="end"/>
             </w:r>
@@ -1576,7 +1872,7 @@
               <w:tab w:val="right" w:leader="dot" w:pos="9062"/>
             </w:tabs>
             <w:rPr>
-              <w:rFonts w:eastAsiaTheme="minorEastAsia"/>
+              <w:rFonts w:ascii="Arial" w:eastAsiaTheme="minorEastAsia" w:hAnsi="Arial" w:cs="Arial"/>
               <w:smallCaps w:val="0"/>
               <w:noProof/>
               <w:kern w:val="2"/>
@@ -1586,19 +1882,21 @@
               <w14:ligatures w14:val="standardContextual"/>
             </w:rPr>
           </w:pPr>
-          <w:hyperlink w:anchor="_Toc218974825" w:history="1">
+          <w:hyperlink w:anchor="_Toc220580144" w:history="1">
             <w:r>
               <w:rPr>
                 <w:rStyle w:val="Hyperlink"/>
                 <w:rFonts w:ascii="Arial" w:hAnsi="Arial" w:cs="Arial"/>
                 <w:noProof/>
+                <w:sz w:val="24"/>
+                <w:szCs w:val="24"/>
                 <w:lang w:val="en-US"/>
               </w:rPr>
               <w:t>3.2.</w:t>
             </w:r>
             <w:r>
               <w:rPr>
-                <w:rFonts w:eastAsiaTheme="minorEastAsia"/>
+                <w:rFonts w:ascii="Arial" w:eastAsiaTheme="minorEastAsia" w:hAnsi="Arial" w:cs="Arial"/>
                 <w:smallCaps w:val="0"/>
                 <w:noProof/>
                 <w:kern w:val="2"/>
@@ -1614,55 +1912,78 @@
                 <w:rStyle w:val="Hyperlink"/>
                 <w:rFonts w:ascii="Arial" w:hAnsi="Arial" w:cs="Arial"/>
                 <w:noProof/>
+                <w:sz w:val="24"/>
+                <w:szCs w:val="24"/>
                 <w:lang w:val="en-US"/>
               </w:rPr>
               <w:t>Binary Classification</w:t>
             </w:r>
             <w:r>
               <w:rPr>
-                <w:noProof/>
-                <w:webHidden/>
+                <w:rFonts w:ascii="Arial" w:hAnsi="Arial" w:cs="Arial"/>
+                <w:noProof/>
+                <w:webHidden/>
+                <w:sz w:val="24"/>
+                <w:szCs w:val="24"/>
               </w:rPr>
               <w:tab/>
             </w:r>
             <w:r>
               <w:rPr>
-                <w:noProof/>
-                <w:webHidden/>
+                <w:rFonts w:ascii="Arial" w:hAnsi="Arial" w:cs="Arial"/>
+                <w:noProof/>
+                <w:webHidden/>
+                <w:sz w:val="24"/>
+                <w:szCs w:val="24"/>
               </w:rPr>
               <w:fldChar w:fldCharType="begin"/>
             </w:r>
             <w:r>
               <w:rPr>
-                <w:noProof/>
-                <w:webHidden/>
-              </w:rPr>
-              <w:instrText xml:space="preserve"> PAGEREF _Toc218974825 \h </w:instrText>
-            </w:r>
-            <w:r>
-              <w:rPr>
-                <w:noProof/>
-                <w:webHidden/>
-              </w:rPr>
-            </w:r>
-            <w:r>
-              <w:rPr>
-                <w:noProof/>
-                <w:webHidden/>
+                <w:rFonts w:ascii="Arial" w:hAnsi="Arial" w:cs="Arial"/>
+                <w:noProof/>
+                <w:webHidden/>
+                <w:sz w:val="24"/>
+                <w:szCs w:val="24"/>
+              </w:rPr>
+              <w:instrText xml:space="preserve"> PAGEREF _Toc220580144 \h </w:instrText>
+            </w:r>
+            <w:r>
+              <w:rPr>
+                <w:rFonts w:ascii="Arial" w:hAnsi="Arial" w:cs="Arial"/>
+                <w:noProof/>
+                <w:webHidden/>
+                <w:sz w:val="24"/>
+                <w:szCs w:val="24"/>
+              </w:rPr>
+            </w:r>
+            <w:r>
+              <w:rPr>
+                <w:rFonts w:ascii="Arial" w:hAnsi="Arial" w:cs="Arial"/>
+                <w:noProof/>
+                <w:webHidden/>
+                <w:sz w:val="24"/>
+                <w:szCs w:val="24"/>
               </w:rPr>
               <w:fldChar w:fldCharType="separate"/>
             </w:r>
             <w:r>
               <w:rPr>
-                <w:noProof/>
-                <w:webHidden/>
+                <w:rFonts w:ascii="Arial" w:hAnsi="Arial" w:cs="Arial"/>
+                <w:noProof/>
+                <w:webHidden/>
+                <w:sz w:val="24"/>
+                <w:szCs w:val="24"/>
               </w:rPr>
               <w:t>10</w:t>
             </w:r>
             <w:r>
               <w:rPr>
-                <w:noProof/>
-                <w:webHidden/>
+                <w:rFonts w:ascii="Arial" w:hAnsi="Arial" w:cs="Arial"/>
+                <w:noProof/>
+                <w:webHidden/>
+                <w:sz w:val="24"/>
+                <w:szCs w:val="24"/>
               </w:rPr>
               <w:fldChar w:fldCharType="end"/>
             </w:r>
@@ -1676,7 +1997,7 @@
               <w:tab w:val="right" w:leader="dot" w:pos="9062"/>
             </w:tabs>
             <w:rPr>
-              <w:rFonts w:eastAsiaTheme="minorEastAsia"/>
+              <w:rFonts w:ascii="Arial" w:eastAsiaTheme="minorEastAsia" w:hAnsi="Arial" w:cs="Arial"/>
               <w:smallCaps w:val="0"/>
               <w:noProof/>
               <w:kern w:val="2"/>
@@ -1686,19 +2007,21 @@
               <w14:ligatures w14:val="standardContextual"/>
             </w:rPr>
           </w:pPr>
-          <w:hyperlink w:anchor="_Toc218974826" w:history="1">
+          <w:hyperlink w:anchor="_Toc220580145" w:history="1">
             <w:r>
               <w:rPr>
                 <w:rStyle w:val="Hyperlink"/>
                 <w:rFonts w:ascii="Arial" w:hAnsi="Arial" w:cs="Arial"/>
                 <w:noProof/>
+                <w:sz w:val="24"/>
+                <w:szCs w:val="24"/>
                 <w:lang w:val="en-US"/>
               </w:rPr>
               <w:t>3.3.</w:t>
             </w:r>
             <w:r>
               <w:rPr>
-                <w:rFonts w:eastAsiaTheme="minorEastAsia"/>
+                <w:rFonts w:ascii="Arial" w:eastAsiaTheme="minorEastAsia" w:hAnsi="Arial" w:cs="Arial"/>
                 <w:smallCaps w:val="0"/>
                 <w:noProof/>
                 <w:kern w:val="2"/>
@@ -1714,55 +2037,78 @@
                 <w:rStyle w:val="Hyperlink"/>
                 <w:rFonts w:ascii="Arial" w:hAnsi="Arial" w:cs="Arial"/>
                 <w:noProof/>
+                <w:sz w:val="24"/>
+                <w:szCs w:val="24"/>
                 <w:lang w:val="en-US"/>
               </w:rPr>
               <w:t>Feature Importance</w:t>
             </w:r>
             <w:r>
               <w:rPr>
-                <w:noProof/>
-                <w:webHidden/>
+                <w:rFonts w:ascii="Arial" w:hAnsi="Arial" w:cs="Arial"/>
+                <w:noProof/>
+                <w:webHidden/>
+                <w:sz w:val="24"/>
+                <w:szCs w:val="24"/>
               </w:rPr>
               <w:tab/>
             </w:r>
             <w:r>
               <w:rPr>
-                <w:noProof/>
-                <w:webHidden/>
+                <w:rFonts w:ascii="Arial" w:hAnsi="Arial" w:cs="Arial"/>
+                <w:noProof/>
+                <w:webHidden/>
+                <w:sz w:val="24"/>
+                <w:szCs w:val="24"/>
               </w:rPr>
               <w:fldChar w:fldCharType="begin"/>
             </w:r>
             <w:r>
               <w:rPr>
-                <w:noProof/>
-                <w:webHidden/>
-              </w:rPr>
-              <w:instrText xml:space="preserve"> PAGEREF _Toc218974826 \h </w:instrText>
-            </w:r>
-            <w:r>
-              <w:rPr>
-                <w:noProof/>
-                <w:webHidden/>
-              </w:rPr>
-            </w:r>
-            <w:r>
-              <w:rPr>
-                <w:noProof/>
-                <w:webHidden/>
+                <w:rFonts w:ascii="Arial" w:hAnsi="Arial" w:cs="Arial"/>
+                <w:noProof/>
+                <w:webHidden/>
+                <w:sz w:val="24"/>
+                <w:szCs w:val="24"/>
+              </w:rPr>
+              <w:instrText xml:space="preserve"> PAGEREF _Toc220580145 \h </w:instrText>
+            </w:r>
+            <w:r>
+              <w:rPr>
+                <w:rFonts w:ascii="Arial" w:hAnsi="Arial" w:cs="Arial"/>
+                <w:noProof/>
+                <w:webHidden/>
+                <w:sz w:val="24"/>
+                <w:szCs w:val="24"/>
+              </w:rPr>
+            </w:r>
+            <w:r>
+              <w:rPr>
+                <w:rFonts w:ascii="Arial" w:hAnsi="Arial" w:cs="Arial"/>
+                <w:noProof/>
+                <w:webHidden/>
+                <w:sz w:val="24"/>
+                <w:szCs w:val="24"/>
               </w:rPr>
               <w:fldChar w:fldCharType="separate"/>
             </w:r>
             <w:r>
               <w:rPr>
-                <w:noProof/>
-                <w:webHidden/>
+                <w:rFonts w:ascii="Arial" w:hAnsi="Arial" w:cs="Arial"/>
+                <w:noProof/>
+                <w:webHidden/>
+                <w:sz w:val="24"/>
+                <w:szCs w:val="24"/>
               </w:rPr>
               <w:t>11</w:t>
             </w:r>
             <w:r>
               <w:rPr>
-                <w:noProof/>
-                <w:webHidden/>
+                <w:rFonts w:ascii="Arial" w:hAnsi="Arial" w:cs="Arial"/>
+                <w:noProof/>
+                <w:webHidden/>
+                <w:sz w:val="24"/>
+                <w:szCs w:val="24"/>
               </w:rPr>
               <w:fldChar w:fldCharType="end"/>
             </w:r>
@@ -1776,7 +2122,7 @@
               <w:tab w:val="right" w:leader="dot" w:pos="9062"/>
             </w:tabs>
             <w:rPr>
-              <w:rFonts w:eastAsiaTheme="minorEastAsia"/>
+              <w:rFonts w:ascii="Arial" w:eastAsiaTheme="minorEastAsia" w:hAnsi="Arial" w:cs="Arial"/>
               <w:b w:val="0"/>
               <w:bCs w:val="0"/>
               <w:caps w:val="0"/>
@@ -1788,19 +2134,21 @@
               <w14:ligatures w14:val="standardContextual"/>
             </w:rPr>
           </w:pPr>
-          <w:hyperlink w:anchor="_Toc218974827" w:history="1">
+          <w:hyperlink w:anchor="_Toc220580146" w:history="1">
             <w:r>
               <w:rPr>
                 <w:rStyle w:val="Hyperlink"/>
                 <w:rFonts w:ascii="Arial" w:hAnsi="Arial" w:cs="Arial"/>
                 <w:noProof/>
+                <w:sz w:val="24"/>
+                <w:szCs w:val="24"/>
                 <w:lang w:val="en-US"/>
               </w:rPr>
               <w:t>4.</w:t>
             </w:r>
             <w:r>
               <w:rPr>
-                <w:rFonts w:eastAsiaTheme="minorEastAsia"/>
+                <w:rFonts w:ascii="Arial" w:eastAsiaTheme="minorEastAsia" w:hAnsi="Arial" w:cs="Arial"/>
                 <w:b w:val="0"/>
                 <w:bCs w:val="0"/>
                 <w:caps w:val="0"/>
@@ -1818,55 +2166,78 @@
                 <w:rStyle w:val="Hyperlink"/>
                 <w:rFonts w:ascii="Arial" w:hAnsi="Arial" w:cs="Arial"/>
                 <w:noProof/>
+                <w:sz w:val="24"/>
+                <w:szCs w:val="24"/>
                 <w:lang w:val="en-US"/>
               </w:rPr>
               <w:t>Discussion</w:t>
             </w:r>
             <w:r>
               <w:rPr>
-                <w:noProof/>
-                <w:webHidden/>
+                <w:rFonts w:ascii="Arial" w:hAnsi="Arial" w:cs="Arial"/>
+                <w:noProof/>
+                <w:webHidden/>
+                <w:sz w:val="24"/>
+                <w:szCs w:val="24"/>
               </w:rPr>
               <w:tab/>
             </w:r>
             <w:r>
               <w:rPr>
-                <w:noProof/>
-                <w:webHidden/>
+                <w:rFonts w:ascii="Arial" w:hAnsi="Arial" w:cs="Arial"/>
+                <w:noProof/>
+                <w:webHidden/>
+                <w:sz w:val="24"/>
+                <w:szCs w:val="24"/>
               </w:rPr>
               <w:fldChar w:fldCharType="begin"/>
             </w:r>
             <w:r>
               <w:rPr>
-                <w:noProof/>
-                <w:webHidden/>
-              </w:rPr>
-              <w:instrText xml:space="preserve"> PAGEREF _Toc218974827 \h </w:instrText>
-            </w:r>
-            <w:r>
-              <w:rPr>
-                <w:noProof/>
-                <w:webHidden/>
-              </w:rPr>
-            </w:r>
-            <w:r>
-              <w:rPr>
-                <w:noProof/>
-                <w:webHidden/>
+                <w:rFonts w:ascii="Arial" w:hAnsi="Arial" w:cs="Arial"/>
+                <w:noProof/>
+                <w:webHidden/>
+                <w:sz w:val="24"/>
+                <w:szCs w:val="24"/>
+              </w:rPr>
+              <w:instrText xml:space="preserve"> PAGEREF _Toc220580146 \h </w:instrText>
+            </w:r>
+            <w:r>
+              <w:rPr>
+                <w:rFonts w:ascii="Arial" w:hAnsi="Arial" w:cs="Arial"/>
+                <w:noProof/>
+                <w:webHidden/>
+                <w:sz w:val="24"/>
+                <w:szCs w:val="24"/>
+              </w:rPr>
+            </w:r>
+            <w:r>
+              <w:rPr>
+                <w:rFonts w:ascii="Arial" w:hAnsi="Arial" w:cs="Arial"/>
+                <w:noProof/>
+                <w:webHidden/>
+                <w:sz w:val="24"/>
+                <w:szCs w:val="24"/>
               </w:rPr>
               <w:fldChar w:fldCharType="separate"/>
             </w:r>
             <w:r>
               <w:rPr>
-                <w:noProof/>
-                <w:webHidden/>
+                <w:rFonts w:ascii="Arial" w:hAnsi="Arial" w:cs="Arial"/>
+                <w:noProof/>
+                <w:webHidden/>
+                <w:sz w:val="24"/>
+                <w:szCs w:val="24"/>
               </w:rPr>
               <w:t>12</w:t>
             </w:r>
             <w:r>
               <w:rPr>
-                <w:noProof/>
-                <w:webHidden/>
+                <w:rFonts w:ascii="Arial" w:hAnsi="Arial" w:cs="Arial"/>
+                <w:noProof/>
+                <w:webHidden/>
+                <w:sz w:val="24"/>
+                <w:szCs w:val="24"/>
               </w:rPr>
               <w:fldChar w:fldCharType="end"/>
             </w:r>
@@ -1880,7 +2251,7 @@
               <w:tab w:val="right" w:leader="dot" w:pos="9062"/>
             </w:tabs>
             <w:rPr>
-              <w:rFonts w:eastAsiaTheme="minorEastAsia"/>
+              <w:rFonts w:ascii="Arial" w:eastAsiaTheme="minorEastAsia" w:hAnsi="Arial" w:cs="Arial"/>
               <w:b w:val="0"/>
               <w:bCs w:val="0"/>
               <w:caps w:val="0"/>
@@ -1892,19 +2263,21 @@
               <w14:ligatures w14:val="standardContextual"/>
             </w:rPr>
           </w:pPr>
-          <w:hyperlink w:anchor="_Toc218974828" w:history="1">
+          <w:hyperlink w:anchor="_Toc220580147" w:history="1">
             <w:r>
               <w:rPr>
                 <w:rStyle w:val="Hyperlink"/>
                 <w:rFonts w:ascii="Arial" w:hAnsi="Arial" w:cs="Arial"/>
                 <w:noProof/>
+                <w:sz w:val="24"/>
+                <w:szCs w:val="24"/>
                 <w:lang w:val="en-US"/>
               </w:rPr>
               <w:t>5.</w:t>
             </w:r>
             <w:r>
               <w:rPr>
-                <w:rFonts w:eastAsiaTheme="minorEastAsia"/>
+                <w:rFonts w:ascii="Arial" w:eastAsiaTheme="minorEastAsia" w:hAnsi="Arial" w:cs="Arial"/>
                 <w:b w:val="0"/>
                 <w:bCs w:val="0"/>
                 <w:caps w:val="0"/>
@@ -1922,55 +2295,78 @@
                 <w:rStyle w:val="Hyperlink"/>
                 <w:rFonts w:ascii="Arial" w:hAnsi="Arial" w:cs="Arial"/>
                 <w:noProof/>
+                <w:sz w:val="24"/>
+                <w:szCs w:val="24"/>
                 <w:lang w:val="en-US"/>
               </w:rPr>
               <w:t>Conclusion</w:t>
             </w:r>
             <w:r>
               <w:rPr>
-                <w:noProof/>
-                <w:webHidden/>
+                <w:rFonts w:ascii="Arial" w:hAnsi="Arial" w:cs="Arial"/>
+                <w:noProof/>
+                <w:webHidden/>
+                <w:sz w:val="24"/>
+                <w:szCs w:val="24"/>
               </w:rPr>
               <w:tab/>
             </w:r>
             <w:r>
               <w:rPr>
-                <w:noProof/>
-                <w:webHidden/>
+                <w:rFonts w:ascii="Arial" w:hAnsi="Arial" w:cs="Arial"/>
+                <w:noProof/>
+                <w:webHidden/>
+                <w:sz w:val="24"/>
+                <w:szCs w:val="24"/>
               </w:rPr>
               <w:fldChar w:fldCharType="begin"/>
             </w:r>
             <w:r>
               <w:rPr>
-                <w:noProof/>
-                <w:webHidden/>
-              </w:rPr>
-              <w:instrText xml:space="preserve"> PAGEREF _Toc218974828 \h </w:instrText>
-            </w:r>
-            <w:r>
-              <w:rPr>
-                <w:noProof/>
-                <w:webHidden/>
-              </w:rPr>
-            </w:r>
-            <w:r>
-              <w:rPr>
-                <w:noProof/>
-                <w:webHidden/>
+                <w:rFonts w:ascii="Arial" w:hAnsi="Arial" w:cs="Arial"/>
+                <w:noProof/>
+                <w:webHidden/>
+                <w:sz w:val="24"/>
+                <w:szCs w:val="24"/>
+              </w:rPr>
+              <w:instrText xml:space="preserve"> PAGEREF _Toc220580147 \h </w:instrText>
+            </w:r>
+            <w:r>
+              <w:rPr>
+                <w:rFonts w:ascii="Arial" w:hAnsi="Arial" w:cs="Arial"/>
+                <w:noProof/>
+                <w:webHidden/>
+                <w:sz w:val="24"/>
+                <w:szCs w:val="24"/>
+              </w:rPr>
+            </w:r>
+            <w:r>
+              <w:rPr>
+                <w:rFonts w:ascii="Arial" w:hAnsi="Arial" w:cs="Arial"/>
+                <w:noProof/>
+                <w:webHidden/>
+                <w:sz w:val="24"/>
+                <w:szCs w:val="24"/>
               </w:rPr>
               <w:fldChar w:fldCharType="separate"/>
             </w:r>
             <w:r>
               <w:rPr>
-                <w:noProof/>
-                <w:webHidden/>
+                <w:rFonts w:ascii="Arial" w:hAnsi="Arial" w:cs="Arial"/>
+                <w:noProof/>
+                <w:webHidden/>
+                <w:sz w:val="24"/>
+                <w:szCs w:val="24"/>
               </w:rPr>
               <w:t>14</w:t>
             </w:r>
             <w:r>
               <w:rPr>
-                <w:noProof/>
-                <w:webHidden/>
+                <w:rFonts w:ascii="Arial" w:hAnsi="Arial" w:cs="Arial"/>
+                <w:noProof/>
+                <w:webHidden/>
+                <w:sz w:val="24"/>
+                <w:szCs w:val="24"/>
               </w:rPr>
               <w:fldChar w:fldCharType="end"/>
             </w:r>
@@ -1983,7 +2379,7 @@
               <w:tab w:val="right" w:leader="dot" w:pos="9062"/>
             </w:tabs>
             <w:rPr>
-              <w:rFonts w:eastAsiaTheme="minorEastAsia"/>
+              <w:rFonts w:ascii="Arial" w:eastAsiaTheme="minorEastAsia" w:hAnsi="Arial" w:cs="Arial"/>
               <w:b w:val="0"/>
               <w:bCs w:val="0"/>
               <w:caps w:val="0"/>
@@ -1995,61 +2391,84 @@
               <w14:ligatures w14:val="standardContextual"/>
             </w:rPr>
           </w:pPr>
-          <w:hyperlink w:anchor="_Toc218974829" w:history="1">
+          <w:hyperlink w:anchor="_Toc220580148" w:history="1">
             <w:r>
               <w:rPr>
                 <w:rStyle w:val="Hyperlink"/>
                 <w:rFonts w:ascii="Arial" w:hAnsi="Arial" w:cs="Arial"/>
                 <w:noProof/>
+                <w:sz w:val="24"/>
+                <w:szCs w:val="24"/>
                 <w:lang w:val="en-US"/>
               </w:rPr>
               <w:t>Use of AI</w:t>
             </w:r>
             <w:r>
               <w:rPr>
-                <w:noProof/>
-                <w:webHidden/>
+                <w:rFonts w:ascii="Arial" w:hAnsi="Arial" w:cs="Arial"/>
+                <w:noProof/>
+                <w:webHidden/>
+                <w:sz w:val="24"/>
+                <w:szCs w:val="24"/>
               </w:rPr>
               <w:tab/>
             </w:r>
             <w:r>
               <w:rPr>
-                <w:noProof/>
-                <w:webHidden/>
+                <w:rFonts w:ascii="Arial" w:hAnsi="Arial" w:cs="Arial"/>
+                <w:noProof/>
+                <w:webHidden/>
+                <w:sz w:val="24"/>
+                <w:szCs w:val="24"/>
               </w:rPr>
               <w:fldChar w:fldCharType="begin"/>
             </w:r>
             <w:r>
               <w:rPr>
-                <w:noProof/>
-                <w:webHidden/>
-              </w:rPr>
-              <w:instrText xml:space="preserve"> PAGEREF _Toc218974829 \h </w:instrText>
-            </w:r>
-            <w:r>
-              <w:rPr>
-                <w:noProof/>
-                <w:webHidden/>
-              </w:rPr>
-            </w:r>
-            <w:r>
-              <w:rPr>
-                <w:noProof/>
-                <w:webHidden/>
+                <w:rFonts w:ascii="Arial" w:hAnsi="Arial" w:cs="Arial"/>
+                <w:noProof/>
+                <w:webHidden/>
+                <w:sz w:val="24"/>
+                <w:szCs w:val="24"/>
+              </w:rPr>
+              <w:instrText xml:space="preserve"> PAGEREF _Toc220580148 \h </w:instrText>
+            </w:r>
+            <w:r>
+              <w:rPr>
+                <w:rFonts w:ascii="Arial" w:hAnsi="Arial" w:cs="Arial"/>
+                <w:noProof/>
+                <w:webHidden/>
+                <w:sz w:val="24"/>
+                <w:szCs w:val="24"/>
+              </w:rPr>
+            </w:r>
+            <w:r>
+              <w:rPr>
+                <w:rFonts w:ascii="Arial" w:hAnsi="Arial" w:cs="Arial"/>
+                <w:noProof/>
+                <w:webHidden/>
+                <w:sz w:val="24"/>
+                <w:szCs w:val="24"/>
               </w:rPr>
               <w:fldChar w:fldCharType="separate"/>
             </w:r>
             <w:r>
               <w:rPr>
-                <w:noProof/>
-                <w:webHidden/>
+                <w:rFonts w:ascii="Arial" w:hAnsi="Arial" w:cs="Arial"/>
+                <w:noProof/>
+                <w:webHidden/>
+                <w:sz w:val="24"/>
+                <w:szCs w:val="24"/>
               </w:rPr>
               <w:t>15</w:t>
             </w:r>
             <w:r>
               <w:rPr>
-                <w:noProof/>
-                <w:webHidden/>
+                <w:rFonts w:ascii="Arial" w:hAnsi="Arial" w:cs="Arial"/>
+                <w:noProof/>
+                <w:webHidden/>
+                <w:sz w:val="24"/>
+                <w:szCs w:val="24"/>
               </w:rPr>
               <w:fldChar w:fldCharType="end"/>
             </w:r>
@@ -2062,7 +2481,7 @@
               <w:tab w:val="right" w:leader="dot" w:pos="9062"/>
             </w:tabs>
             <w:rPr>
-              <w:rFonts w:eastAsiaTheme="minorEastAsia"/>
+              <w:rFonts w:ascii="Arial" w:eastAsiaTheme="minorEastAsia" w:hAnsi="Arial" w:cs="Arial"/>
               <w:b w:val="0"/>
               <w:bCs w:val="0"/>
               <w:caps w:val="0"/>
@@ -2074,61 +2493,84 @@
               <w14:ligatures w14:val="standardContextual"/>
             </w:rPr>
           </w:pPr>
-          <w:hyperlink w:anchor="_Toc218974830" w:history="1">
+          <w:hyperlink w:anchor="_Toc220580149" w:history="1">
             <w:r>
               <w:rPr>
                 <w:rStyle w:val="Hyperlink"/>
                 <w:rFonts w:ascii="Arial" w:hAnsi="Arial" w:cs="Arial"/>
                 <w:noProof/>
+                <w:sz w:val="24"/>
+                <w:szCs w:val="24"/>
                 <w:lang w:val="en-US"/>
               </w:rPr>
               <w:t>References</w:t>
             </w:r>
             <w:r>
               <w:rPr>
-                <w:noProof/>
-                <w:webHidden/>
+                <w:rFonts w:ascii="Arial" w:hAnsi="Arial" w:cs="Arial"/>
+                <w:noProof/>
+                <w:webHidden/>
+                <w:sz w:val="24"/>
+                <w:szCs w:val="24"/>
               </w:rPr>
               <w:tab/>
             </w:r>
             <w:r>
               <w:rPr>
-                <w:noProof/>
-                <w:webHidden/>
+                <w:rFonts w:ascii="Arial" w:hAnsi="Arial" w:cs="Arial"/>
+                <w:noProof/>
+                <w:webHidden/>
+                <w:sz w:val="24"/>
+                <w:szCs w:val="24"/>
               </w:rPr>
               <w:fldChar w:fldCharType="begin"/>
             </w:r>
             <w:r>
               <w:rPr>
-                <w:noProof/>
-                <w:webHidden/>
-              </w:rPr>
-              <w:instrText xml:space="preserve"> PAGEREF _Toc218974830 \h </w:instrText>
-            </w:r>
-            <w:r>
-              <w:rPr>
-                <w:noProof/>
-                <w:webHidden/>
-              </w:rPr>
-            </w:r>
-            <w:r>
-              <w:rPr>
-                <w:noProof/>
-                <w:webHidden/>
+                <w:rFonts w:ascii="Arial" w:hAnsi="Arial" w:cs="Arial"/>
+                <w:noProof/>
+                <w:webHidden/>
+                <w:sz w:val="24"/>
+                <w:szCs w:val="24"/>
+              </w:rPr>
+              <w:instrText xml:space="preserve"> PAGEREF _Toc220580149 \h </w:instrText>
+            </w:r>
+            <w:r>
+              <w:rPr>
+                <w:rFonts w:ascii="Arial" w:hAnsi="Arial" w:cs="Arial"/>
+                <w:noProof/>
+                <w:webHidden/>
+                <w:sz w:val="24"/>
+                <w:szCs w:val="24"/>
+              </w:rPr>
+            </w:r>
+            <w:r>
+              <w:rPr>
+                <w:rFonts w:ascii="Arial" w:hAnsi="Arial" w:cs="Arial"/>
+                <w:noProof/>
+                <w:webHidden/>
+                <w:sz w:val="24"/>
+                <w:szCs w:val="24"/>
               </w:rPr>
               <w:fldChar w:fldCharType="separate"/>
             </w:r>
             <w:r>
               <w:rPr>
-                <w:noProof/>
-                <w:webHidden/>
+                <w:rFonts w:ascii="Arial" w:hAnsi="Arial" w:cs="Arial"/>
+                <w:noProof/>
+                <w:webHidden/>
+                <w:sz w:val="24"/>
+                <w:szCs w:val="24"/>
               </w:rPr>
               <w:t>15</w:t>
             </w:r>
             <w:r>
               <w:rPr>
-                <w:noProof/>
-                <w:webHidden/>
+                <w:rFonts w:ascii="Arial" w:hAnsi="Arial" w:cs="Arial"/>
+                <w:noProof/>
+                <w:webHidden/>
+                <w:sz w:val="24"/>
+                <w:szCs w:val="24"/>
               </w:rPr>
               <w:fldChar w:fldCharType="end"/>
             </w:r>
@@ -2180,7 +2622,7 @@
           <w:lang w:val="en-US"/>
         </w:rPr>
       </w:pPr>
-      <w:bookmarkStart w:id="0" w:name="_Toc218974813"/>
+      <w:bookmarkStart w:id="0" w:name="_Toc220580132"/>
       <w:r>
         <w:rPr>
           <w:rFonts w:ascii="Arial" w:hAnsi="Arial" w:cs="Arial"/>
@@ -2873,7 +3315,7 @@
           <w:lang w:val="en-US"/>
         </w:rPr>
       </w:pPr>
-      <w:bookmarkStart w:id="1" w:name="_Toc218974814"/>
+      <w:bookmarkStart w:id="1" w:name="_Toc220580133"/>
       <w:r>
         <w:rPr>
           <w:rFonts w:ascii="Arial" w:hAnsi="Arial" w:cs="Arial"/>
@@ -2925,7 +3367,7 @@
           <w:color w:val="000000" w:themeColor="text1"/>
           <w:lang w:val="en-US" w:eastAsia="de-DE"/>
         </w:rPr>
-        <w:t>. The binary approach separated microsatellite stable fr</w:t>
+        <w:t>. The binary approach separated microsatellite stable</w:t>
       </w:r>
       <w:r>
         <w:rPr>
@@ -2933,6 +3375,22 @@
           <w:color w:val="000000" w:themeColor="text1"/>
           <w:lang w:val="en-US" w:eastAsia="de-DE"/>
         </w:rPr>
+        <w:t xml:space="preserve"> (MSS)</w:t>
+      </w:r>
+      <w:r>
+        <w:rPr>
+          <w:rFonts w:ascii="Arial" w:hAnsi="Arial" w:cs="Arial"/>
+          <w:color w:val="000000" w:themeColor="text1"/>
+          <w:lang w:val="en-US" w:eastAsia="de-DE"/>
+        </w:rPr>
+        <w:t xml:space="preserve"> fr</w:t>
+      </w:r>
+      <w:r>
+        <w:rPr>
+          <w:rFonts w:ascii="Arial" w:hAnsi="Arial" w:cs="Arial"/>
+          <w:color w:val="000000" w:themeColor="text1"/>
+          <w:lang w:val="en-US" w:eastAsia="de-DE"/>
+        </w:rPr>
         <w:t>o</w:t>
       </w:r>
       <w:r>
@@ -2941,7 +3399,7 @@
           <w:color w:val="000000" w:themeColor="text1"/>
           <w:lang w:val="en-US" w:eastAsia="de-DE"/>
         </w:rPr>
-        <w:t>m microsatellite instable tumors. Model performance was evaluated using standard classification metric</w:t>
+        <w:t>m microsatellite instable</w:t>
       </w:r>
       <w:r>
         <w:rPr>
@@ -2949,6 +3407,38 @@
           <w:color w:val="000000" w:themeColor="text1"/>
           <w:lang w:val="en-US" w:eastAsia="de-DE"/>
         </w:rPr>
+        <w:t xml:space="preserve"> (MSI)</w:t>
+      </w:r>
+      <w:r>
+        <w:rPr>
+          <w:rFonts w:ascii="Arial" w:hAnsi="Arial" w:cs="Arial"/>
+          <w:color w:val="000000" w:themeColor="text1"/>
+          <w:lang w:val="en-US" w:eastAsia="de-DE"/>
+        </w:rPr>
+        <w:t xml:space="preserve"> tumors. </w:t>
+      </w:r>
+      <w:r>
+        <w:rPr>
+          <w:rFonts w:ascii="Arial" w:hAnsi="Arial" w:cs="Arial"/>
+          <w:color w:val="000000" w:themeColor="text1"/>
+          <w:lang w:val="en-US" w:eastAsia="de-DE"/>
+        </w:rPr>
+        <w:t>The m</w:t>
+      </w:r>
+      <w:r>
+        <w:rPr>
+          <w:rFonts w:ascii="Arial" w:hAnsi="Arial" w:cs="Arial"/>
+          <w:color w:val="000000" w:themeColor="text1"/>
+          <w:lang w:val="en-US" w:eastAsia="de-DE"/>
+        </w:rPr>
+        <w:t>odel performance was evaluated using standard classification metric</w:t>
+      </w:r>
+      <w:r>
+        <w:rPr>
+          <w:rFonts w:ascii="Arial" w:hAnsi="Arial" w:cs="Arial"/>
+          <w:color w:val="000000" w:themeColor="text1"/>
+          <w:lang w:val="en-US" w:eastAsia="de-DE"/>
+        </w:rPr>
         <w:t>s</w:t>
       </w:r>
       <w:r>
@@ -2965,7 +3455,71 @@
           <w:color w:val="000000" w:themeColor="text1"/>
           <w:lang w:val="en-US" w:eastAsia="de-DE"/>
         </w:rPr>
-        <w:t>The multiclass model showed moderate performance across subtypes, while the binary model achieved higher accuracy but poor class discrimination. Feature importance analysis indicated that predictions relied on multiple genes rather than single markers. These results highlight the importance of biologically meaningful class definitions and comprehensive evaluation metrics for reliable subtype classification.</w:t>
+        <w:t xml:space="preserve">The multiclass model showed moderate performance across subtypes, while the binary model achieved higher accuracy but poor class discrimination. </w:t>
+      </w:r>
+      <w:r>
+        <w:rPr>
+          <w:rFonts w:ascii="Arial" w:hAnsi="Arial" w:cs="Arial"/>
+          <w:color w:val="000000" w:themeColor="text1"/>
+          <w:lang w:val="en-US" w:eastAsia="de-DE"/>
+        </w:rPr>
+        <w:t>The f</w:t>
+      </w:r>
+      <w:r>
+        <w:rPr>
+          <w:rFonts w:ascii="Arial" w:hAnsi="Arial" w:cs="Arial"/>
+          <w:color w:val="000000" w:themeColor="text1"/>
+          <w:lang w:val="en-US" w:eastAsia="de-DE"/>
+        </w:rPr>
+        <w:t xml:space="preserve">eature importance analysis </w:t>
+      </w:r>
+      <w:r>
+        <w:rPr>
+          <w:rFonts w:ascii="Arial" w:hAnsi="Arial" w:cs="Arial"/>
+          <w:color w:val="000000" w:themeColor="text1"/>
+          <w:lang w:val="en-US" w:eastAsia="de-DE"/>
+        </w:rPr>
+        <w:t xml:space="preserve">for both classification tasks </w:t>
+      </w:r>
+      <w:r>
+        <w:rPr>
+          <w:rFonts w:ascii="Arial" w:hAnsi="Arial" w:cs="Arial"/>
+          <w:color w:val="000000" w:themeColor="text1"/>
+          <w:lang w:val="en-US" w:eastAsia="de-DE"/>
+        </w:rPr>
+        <w:t>indicated that predictions relied on multiple genes rather than</w:t>
+      </w:r>
+      <w:r>
+        <w:rPr>
+          <w:rFonts w:ascii="Arial" w:hAnsi="Arial" w:cs="Arial"/>
+          <w:color w:val="000000" w:themeColor="text1"/>
+          <w:lang w:val="en-US" w:eastAsia="de-DE"/>
+        </w:rPr>
+        <w:t xml:space="preserve"> a</w:t>
+      </w:r>
+      <w:r>
+        <w:rPr>
+          <w:rFonts w:ascii="Arial" w:hAnsi="Arial" w:cs="Arial"/>
+          <w:color w:val="000000" w:themeColor="text1"/>
+          <w:lang w:val="en-US" w:eastAsia="de-DE"/>
+        </w:rPr>
+        <w:t xml:space="preserve"> </w:t>
+      </w:r>
+      <w:r>
+        <w:rPr>
+          <w:rFonts w:ascii="Arial" w:hAnsi="Arial" w:cs="Arial"/>
+          <w:color w:val="000000" w:themeColor="text1"/>
+          <w:lang w:val="en-US" w:eastAsia="de-DE"/>
+        </w:rPr>
+        <w:t>single marker</w:t>
+      </w:r>
+      <w:r>
+        <w:rPr>
+          <w:rFonts w:ascii="Arial" w:hAnsi="Arial" w:cs="Arial"/>
+          <w:color w:val="000000" w:themeColor="text1"/>
+          <w:lang w:val="en-US" w:eastAsia="de-DE"/>
+        </w:rPr>
+        <w:t>. These results highlight the importance of biologically meaningful class definitions and comprehensive evaluation metrics for subtype classification.</w:t>
       </w:r>
     </w:p>
     <w:p>
@@ -3001,7 +3555,7 @@
           <w:lang w:val="en-US"/>
         </w:rPr>
       </w:pPr>
-      <w:bookmarkStart w:id="2" w:name="_Toc218974815"/>
+      <w:bookmarkStart w:id="2" w:name="_Toc220580134"/>
       <w:r>
         <w:rPr>
           <w:rFonts w:ascii="Arial" w:hAnsi="Arial" w:cs="Arial"/>
@@ -3048,7 +3602,39 @@
           <w:color w:val="000000" w:themeColor="text1"/>
           <w:lang w:val="en-US" w:eastAsia="de-DE"/>
         </w:rPr>
-        <w:t>Previous studies have shown that stomach cancer can be divided into distinct molecular subtypes. These subtypes are associated with differences in tumor biology. Prognosis and response to therapy. Correct identification of these subtypes is therefore essential. It plays an important role in cancer research and precision medicine. (Cancer Genome Atlas Research Network, 2014)</w:t>
+        <w:t>Previous studies have shown that stomach cancer can be divided into distinct molecular subtypes. These subtypes are associated with differences in tumor biology</w:t>
+      </w:r>
+      <w:r>
+        <w:rPr>
+          <w:rFonts w:ascii="Arial" w:eastAsia="Times New Roman" w:hAnsi="Arial" w:cs="Arial"/>
+          <w:color w:val="000000" w:themeColor="text1"/>
+          <w:lang w:val="en-US" w:eastAsia="de-DE"/>
+        </w:rPr>
+        <w:t>,</w:t>
+      </w:r>
+      <w:r>
+        <w:rPr>
+          <w:rFonts w:ascii="Arial" w:eastAsia="Times New Roman" w:hAnsi="Arial" w:cs="Arial"/>
+          <w:color w:val="000000" w:themeColor="text1"/>
+          <w:lang w:val="en-US" w:eastAsia="de-DE"/>
+        </w:rPr>
+        <w:t xml:space="preserve"> </w:t>
+      </w:r>
+      <w:r>
+        <w:rPr>
+          <w:rFonts w:ascii="Arial" w:eastAsia="Times New Roman" w:hAnsi="Arial" w:cs="Arial"/>
+          <w:color w:val="000000" w:themeColor="text1"/>
+          <w:lang w:val="en-US" w:eastAsia="de-DE"/>
+        </w:rPr>
+        <w:t>p</w:t>
+      </w:r>
+      <w:r>
+        <w:rPr>
+          <w:rFonts w:ascii="Arial" w:eastAsia="Times New Roman" w:hAnsi="Arial" w:cs="Arial"/>
+          <w:color w:val="000000" w:themeColor="text1"/>
+          <w:lang w:val="en-US" w:eastAsia="de-DE"/>
+        </w:rPr>
+        <w:t>rognosis and response to therapy. Correct identification of these subtypes is therefore essential. It plays an important role in cancer research and precision medicine. (Cancer Genome Atlas Research Network, 2014)</w:t>
       </w:r>
     </w:p>
     <w:p>
@@ -3296,18 +3882,26 @@
         <w:spacing w:line="360" w:lineRule="auto"/>
         <w:jc w:val="both"/>
         <w:rPr>
+          <w:rFonts w:ascii="Arial" w:hAnsi="Arial" w:cs="Arial"/>
+          <w:color w:val="000000" w:themeColor="text1"/>
+          <w:lang w:val="en-US"/>
+        </w:rPr>
+      </w:pPr>
+      <w:r>
+        <w:rPr>
           <w:rFonts w:ascii="Arial" w:eastAsia="Times New Roman" w:hAnsi="Arial" w:cs="Arial"/>
           <w:color w:val="000000" w:themeColor="text1"/>
           <w:lang w:val="en-US" w:eastAsia="de-DE"/>
         </w:rPr>
-      </w:pPr>
+        <w:t xml:space="preserve">In this project, molecular subtypes of STAD are classified using gene expression data from the TCGA-STAD cohort. Two classification strategies are compared. The first is </w:t>
+      </w:r>
       <w:r>
         <w:rPr>
           <w:rFonts w:ascii="Arial" w:eastAsia="Times New Roman" w:hAnsi="Arial" w:cs="Arial"/>
           <w:color w:val="000000" w:themeColor="text1"/>
           <w:lang w:val="en-US" w:eastAsia="de-DE"/>
         </w:rPr>
-        <w:t xml:space="preserve">In this project, molecular subtypes of STAD are classified using gene expression data from the TCGA-STAD cohort. Two classification strategies are compared. The first is </w:t>
+        <w:t xml:space="preserve">a </w:t>
       </w:r>
       <w:r>
         <w:rPr>
@@ -3315,7 +3909,7 @@
           <w:color w:val="000000" w:themeColor="text1"/>
           <w:lang w:val="en-US" w:eastAsia="de-DE"/>
         </w:rPr>
-        <w:t xml:space="preserve">a </w:t>
+        <w:t xml:space="preserve">multiclass approach that distinguishes between all molecular subtypes. The second </w:t>
       </w:r>
       <w:r>
         <w:rPr>
@@ -3323,7 +3917,48 @@
           <w:color w:val="000000" w:themeColor="text1"/>
           <w:lang w:val="en-US" w:eastAsia="de-DE"/>
         </w:rPr>
-        <w:t xml:space="preserve">multiclass approach that distinguishes between all molecular subtypes. The second </w:t>
+        <w:lastRenderedPageBreak/>
+        <w:t xml:space="preserve">is a binary approach that separates tumors into microsatellite stable (MSS) and microsatellite instable (MSI) groups. The MSI group includes both MSI-L and MSI-H tumors. </w:t>
+      </w:r>
+      <w:r>
+        <w:rPr>
+          <w:rFonts w:ascii="Arial" w:hAnsi="Arial" w:cs="Arial"/>
+          <w:color w:val="000000" w:themeColor="text1"/>
+          <w:lang w:val="en-US"/>
+        </w:rPr>
+        <w:t>This approach</w:t>
+      </w:r>
+      <w:r>
+        <w:rPr>
+          <w:rFonts w:ascii="Arial" w:hAnsi="Arial" w:cs="Arial"/>
+          <w:color w:val="000000" w:themeColor="text1"/>
+          <w:lang w:val="en-US"/>
+        </w:rPr>
+        <w:t xml:space="preserve"> was chosen because many studies specifically compare MSI-H and MSS tumors (</w:t>
+      </w:r>
+      <w:r>
+        <w:rPr>
+          <w:rFonts w:ascii="Arial" w:hAnsi="Arial" w:cs="Arial"/>
+          <w:color w:val="000000" w:themeColor="text1"/>
+          <w:lang w:val="en-US"/>
+        </w:rPr>
+        <w:t>Kim</w:t>
+      </w:r>
+      <w:r>
+        <w:rPr>
+          <w:rFonts w:ascii="Arial" w:hAnsi="Arial" w:cs="Arial"/>
+          <w:color w:val="000000" w:themeColor="text1"/>
+          <w:lang w:val="en-US"/>
+        </w:rPr>
+        <w:t xml:space="preserve"> et al., 2016).</w:t>
+      </w:r>
+      <w:r>
+        <w:rPr>
+          <w:rFonts w:ascii="Arial" w:hAnsi="Arial" w:cs="Arial"/>
+          <w:color w:val="000000" w:themeColor="text1"/>
+          <w:lang w:val="en-US"/>
+        </w:rPr>
+        <w:t xml:space="preserve"> </w:t>
       </w:r>
       <w:r>
         <w:rPr>
@@ -3331,8 +3966,39 @@
           <w:color w:val="000000" w:themeColor="text1"/>
           <w:lang w:val="en-US" w:eastAsia="de-DE"/>
         </w:rPr>
-        <w:lastRenderedPageBreak/>
-        <w:t>is a binary approach that separates tumors into microsatellite stable (MSS) and microsatellite instable (MSI) groups. The MSI group includes both MSI-L and MSI-H tumors. This comparison allows an evaluation of classification performance. It also shows how results differ between a simplified binary setting and a more biologically detailed multiclass scenario.</w:t>
+        <w:t xml:space="preserve">Both classification strategies were analyzed to understand how model performance varies between a simplified binary </w:t>
+      </w:r>
+      <w:r>
+        <w:rPr>
+          <w:rFonts w:ascii="Arial" w:eastAsia="Times New Roman" w:hAnsi="Arial" w:cs="Arial"/>
+          <w:color w:val="000000" w:themeColor="text1"/>
+          <w:lang w:val="en-US" w:eastAsia="de-DE"/>
+        </w:rPr>
+        <w:t>task</w:t>
+      </w:r>
+      <w:r>
+        <w:rPr>
+          <w:rFonts w:ascii="Arial" w:eastAsia="Times New Roman" w:hAnsi="Arial" w:cs="Arial"/>
+          <w:color w:val="000000" w:themeColor="text1"/>
+          <w:lang w:val="en-US" w:eastAsia="de-DE"/>
+        </w:rPr>
+        <w:t xml:space="preserve"> and a more biologically detailed multiclass </w:t>
+      </w:r>
+      <w:r>
+        <w:rPr>
+          <w:rFonts w:ascii="Arial" w:eastAsia="Times New Roman" w:hAnsi="Arial" w:cs="Arial"/>
+          <w:color w:val="000000" w:themeColor="text1"/>
+          <w:lang w:val="en-US" w:eastAsia="de-DE"/>
+        </w:rPr>
+        <w:t>task</w:t>
+      </w:r>
+      <w:r>
+        <w:rPr>
+          <w:rFonts w:ascii="Arial" w:eastAsia="Times New Roman" w:hAnsi="Arial" w:cs="Arial"/>
+          <w:color w:val="000000" w:themeColor="text1"/>
+          <w:lang w:val="en-US" w:eastAsia="de-DE"/>
+        </w:rPr>
+        <w:t xml:space="preserve">. </w:t>
       </w:r>
     </w:p>
     <w:p>
@@ -3351,7 +4017,7 @@
           <w:lang w:val="en-US"/>
         </w:rPr>
       </w:pPr>
-      <w:bookmarkStart w:id="3" w:name="_Toc218974816"/>
+      <w:bookmarkStart w:id="3" w:name="_Toc220580135"/>
       <w:r>
         <w:rPr>
           <w:rFonts w:ascii="Arial" w:hAnsi="Arial" w:cs="Arial"/>
@@ -3422,7 +4088,7 @@
           <w:lang w:val="en-US"/>
         </w:rPr>
       </w:pPr>
-      <w:bookmarkStart w:id="4" w:name="_Toc218974817"/>
+      <w:bookmarkStart w:id="4" w:name="_Toc220580136"/>
       <w:r>
         <w:rPr>
           <w:rFonts w:ascii="Arial" w:hAnsi="Arial" w:cs="Arial"/>
@@ -3457,7 +4123,23 @@
           <w:color w:val="000000" w:themeColor="text1"/>
           <w:lang w:val="en-US"/>
         </w:rPr>
-        <w:t>ython and merged using unique sample identifiers. Samples with missing labels were removed to avoid incorrect training signals.</w:t>
+        <w:t>ython and merged using unique sample identifiers.</w:t>
+      </w:r>
+      <w:r>
+        <w:rPr>
+          <w:rFonts w:ascii="Arial" w:hAnsi="Arial" w:cs="Arial"/>
+          <w:color w:val="000000" w:themeColor="text1"/>
+          <w:lang w:val="en-US"/>
+        </w:rPr>
+        <w:t xml:space="preserve"> </w:t>
+      </w:r>
+      <w:r>
+        <w:rPr>
+          <w:rFonts w:ascii="Arial" w:hAnsi="Arial" w:cs="Arial"/>
+          <w:color w:val="000000" w:themeColor="text1"/>
+          <w:lang w:val="en-US"/>
+        </w:rPr>
+        <w:t>Samples with missing labels were removed.</w:t>
       </w:r>
     </w:p>
     <w:p>
@@ -3495,23 +4177,55 @@
           <w:color w:val="000000" w:themeColor="text1"/>
           <w:lang w:val="en-US"/>
         </w:rPr>
-        <w:t>Preprocessing steps were applied before model training to improve model performance. For both classification tasks</w:t>
-      </w:r>
-      <w:r>
-        <w:rPr>
-          <w:rFonts w:ascii="Arial" w:hAnsi="Arial" w:cs="Arial"/>
-          <w:color w:val="000000" w:themeColor="text1"/>
-          <w:lang w:val="en-US"/>
-        </w:rPr>
-        <w:t>,</w:t>
-      </w:r>
-      <w:r>
-        <w:rPr>
-          <w:rFonts w:ascii="Arial" w:hAnsi="Arial" w:cs="Arial"/>
-          <w:color w:val="000000" w:themeColor="text1"/>
-          <w:lang w:val="en-US"/>
-        </w:rPr>
-        <w:t xml:space="preserve"> the dataset was separated into input features (X) and the target labels (y). This is required </w:t>
+        <w:t xml:space="preserve">Preprocessing steps were applied before model training to improve model performance. </w:t>
+      </w:r>
+      <w:r>
+        <w:rPr>
+          <w:rFonts w:ascii="Arial" w:hAnsi="Arial" w:cs="Arial"/>
+          <w:color w:val="000000" w:themeColor="text1"/>
+          <w:lang w:val="en-US"/>
+        </w:rPr>
+        <w:t>T</w:t>
+      </w:r>
+      <w:r>
+        <w:rPr>
+          <w:rFonts w:ascii="Arial" w:hAnsi="Arial" w:cs="Arial"/>
+          <w:color w:val="000000" w:themeColor="text1"/>
+          <w:lang w:val="en-US"/>
+        </w:rPr>
+        <w:t>he dataset was separated into input features (X) and the target labels (y)</w:t>
+      </w:r>
+      <w:r>
+        <w:rPr>
+          <w:rFonts w:ascii="Arial" w:hAnsi="Arial" w:cs="Arial"/>
+          <w:color w:val="000000" w:themeColor="text1"/>
+          <w:lang w:val="en-US"/>
+        </w:rPr>
+        <w:t xml:space="preserve"> f</w:t>
+      </w:r>
+      <w:r>
+        <w:rPr>
+          <w:rFonts w:ascii="Arial" w:hAnsi="Arial" w:cs="Arial"/>
+          <w:color w:val="000000" w:themeColor="text1"/>
+          <w:lang w:val="en-US"/>
+        </w:rPr>
+        <w:t>or both classification tasks</w:t>
+      </w:r>
+      <w:r>
+        <w:rPr>
+          <w:rFonts w:ascii="Arial" w:hAnsi="Arial" w:cs="Arial"/>
+          <w:color w:val="000000" w:themeColor="text1"/>
+          <w:lang w:val="en-US"/>
+        </w:rPr>
+        <w:t xml:space="preserve"> separately</w:t>
+      </w:r>
+      <w:r>
+        <w:rPr>
+          <w:rFonts w:ascii="Arial" w:hAnsi="Arial" w:cs="Arial"/>
+          <w:color w:val="000000" w:themeColor="text1"/>
+          <w:lang w:val="en-US"/>
+        </w:rPr>
+        <w:t xml:space="preserve">. This is required </w:t>
       </w:r>
       <w:r>
         <w:rPr>
@@ -3593,7 +4307,7 @@
           <w:lang w:val="en-US"/>
         </w:rPr>
       </w:pPr>
-      <w:bookmarkStart w:id="5" w:name="_Toc218974818"/>
+      <w:bookmarkStart w:id="5" w:name="_Toc220580137"/>
       <w:r>
         <w:rPr>
           <w:rFonts w:ascii="Arial" w:hAnsi="Arial" w:cs="Arial"/>
@@ -3620,7 +4334,23 @@
           <w:color w:val="000000" w:themeColor="text1"/>
           <w:lang w:val="en-US"/>
         </w:rPr>
-        <w:t>Before model training, exploratory data analysis was performed to better understand the dataset structure. Both class distributions analys</w:t>
+        <w:t xml:space="preserve">Before model training, </w:t>
+      </w:r>
+      <w:r>
+        <w:rPr>
+          <w:rFonts w:ascii="Arial" w:hAnsi="Arial" w:cs="Arial"/>
+          <w:color w:val="000000" w:themeColor="text1"/>
+          <w:lang w:val="en-US"/>
+        </w:rPr>
+        <w:t xml:space="preserve">an </w:t>
+      </w:r>
+      <w:r>
+        <w:rPr>
+          <w:rFonts w:ascii="Arial" w:hAnsi="Arial" w:cs="Arial"/>
+          <w:color w:val="000000" w:themeColor="text1"/>
+          <w:lang w:val="en-US"/>
+        </w:rPr>
+        <w:t>exploratory data analysis was performed to better understand the dataset structure. Both class distributions analys</w:t>
       </w:r>
       <w:r>
         <w:rPr>
@@ -3668,7 +4398,7 @@
           <w:color w:val="000000" w:themeColor="text1"/>
           <w:lang w:val="en-US"/>
         </w:rPr>
-        <w:t xml:space="preserve">). This indicated that some </w:t>
+        <w:t xml:space="preserve">). This indicated that </w:t>
       </w:r>
       <w:r>
         <w:rPr>
@@ -3677,7 +4407,23 @@
           <w:lang w:val="en-US"/>
         </w:rPr>
         <w:lastRenderedPageBreak/>
-        <w:t xml:space="preserve">subtypes were underrepresented compared to others. As a result, this imbalance was considered during model training and evaluation. </w:t>
+        <w:t xml:space="preserve">some subtypes were underrepresented compared to others. </w:t>
+      </w:r>
+      <w:r>
+        <w:rPr>
+          <w:rFonts w:ascii="Arial" w:hAnsi="Arial" w:cs="Arial"/>
+          <w:color w:val="000000" w:themeColor="text1"/>
+          <w:lang w:val="en-US"/>
+        </w:rPr>
+        <w:t>T</w:t>
+      </w:r>
+      <w:r>
+        <w:rPr>
+          <w:rFonts w:ascii="Arial" w:hAnsi="Arial" w:cs="Arial"/>
+          <w:color w:val="000000" w:themeColor="text1"/>
+          <w:lang w:val="en-US"/>
+        </w:rPr>
+        <w:t xml:space="preserve">his imbalance was considered during model training and evaluation. </w:t>
       </w:r>
     </w:p>
     <w:p>
@@ -3885,14 +4631,33 @@
                             <w:r>
                               <w:t xml:space="preserve">Figure </w:t>
                             </w:r>
-                            <w:fldSimple w:instr=" SEQ Figure \* ARABIC ">
-                              <w:r>
-                                <w:rPr>
-                                  <w:noProof/>
-                                </w:rPr>
-                                <w:t>1</w:t>
-                              </w:r>
-                            </w:fldSimple>
+                            <w:r>
+                              <w:fldChar w:fldCharType="begin"/>
+                            </w:r>
+                            <w:r>
+                              <w:instrText xml:space="preserve"> SEQ Figure \* ARABIC </w:instrText>
+                            </w:r>
+                            <w:r>
+                              <w:fldChar w:fldCharType="separate"/>
+                            </w:r>
+                            <w:r>
+                              <w:rPr>
+                                <w:noProof/>
+                              </w:rPr>
+                              <w:t>1</w:t>
+                            </w:r>
+                            <w:r>
+                              <w:rPr>
+                                <w:noProof/>
+                              </w:rPr>
+                              <w:fldChar w:fldCharType="end"/>
+                            </w:r>
+                            <w:r>
+                              <w:rPr>
+                                <w:noProof/>
+                              </w:rPr>
+                              <w:t xml:space="preserve"> </w:t>
+                            </w:r>
                             <w:r>
                               <w:t>Class Distribution</w:t>
                             </w:r>
@@ -3934,14 +4699,33 @@
                       <w:r>
                         <w:t xml:space="preserve">Figure </w:t>
                       </w:r>
-                      <w:fldSimple w:instr=" SEQ Figure \* ARABIC ">
-                        <w:r>
-                          <w:rPr>
-                            <w:noProof/>
-                          </w:rPr>
-                          <w:t>1</w:t>
-                        </w:r>
-                      </w:fldSimple>
+                      <w:r>
+                        <w:fldChar w:fldCharType="begin"/>
+                      </w:r>
+                      <w:r>
+                        <w:instrText xml:space="preserve"> SEQ Figure \* ARABIC </w:instrText>
+                      </w:r>
+                      <w:r>
+                        <w:fldChar w:fldCharType="separate"/>
+                      </w:r>
+                      <w:r>
+                        <w:rPr>
+                          <w:noProof/>
+                        </w:rPr>
+                        <w:t>1</w:t>
+                      </w:r>
+                      <w:r>
+                        <w:rPr>
+                          <w:noProof/>
+                        </w:rPr>
+                        <w:fldChar w:fldCharType="end"/>
+                      </w:r>
+                      <w:r>
+                        <w:rPr>
+                          <w:noProof/>
+                        </w:rPr>
+                        <w:t xml:space="preserve"> </w:t>
+                      </w:r>
                       <w:r>
                         <w:t>Class Distribution</w:t>
                       </w:r>
@@ -3966,6 +4750,14 @@
           <w:lang w:val="en-US"/>
         </w:rPr>
       </w:pPr>
+      <w:r>
+        <w:rPr>
+          <w:rFonts w:ascii="Arial" w:hAnsi="Arial" w:cs="Arial"/>
+          <w:color w:val="000000" w:themeColor="text1"/>
+          <w:lang w:val="en-US"/>
+        </w:rPr>
+        <w:t xml:space="preserve">A </w:t>
+      </w:r>
       <w:r>
         <w:rPr>
           <w:rFonts w:ascii="Arial" w:hAnsi="Arial" w:cs="Arial"/>
@@ -4057,14 +4849,27 @@
                             <w:r>
                               <w:t xml:space="preserve">Figure </w:t>
                             </w:r>
-                            <w:fldSimple w:instr=" SEQ Figure \* ARABIC ">
-                              <w:r>
-                                <w:rPr>
-                                  <w:noProof/>
-                                </w:rPr>
-                                <w:t>2</w:t>
-                              </w:r>
-                            </w:fldSimple>
+                            <w:r>
+                              <w:fldChar w:fldCharType="begin"/>
+                            </w:r>
+                            <w:r>
+                              <w:instrText xml:space="preserve"> SEQ Figure \* ARABIC </w:instrText>
+                            </w:r>
+                            <w:r>
+                              <w:fldChar w:fldCharType="separate"/>
+                            </w:r>
+                            <w:r>
+                              <w:rPr>
+                                <w:noProof/>
+                              </w:rPr>
+                              <w:t>2</w:t>
+                            </w:r>
+                            <w:r>
+                              <w:rPr>
+                                <w:noProof/>
+                              </w:rPr>
+                              <w:fldChar w:fldCharType="end"/>
+                            </w:r>
                             <w:r>
                               <w:t xml:space="preserve"> PCA</w:t>
                             </w:r>
@@ -4102,14 +4907,27 @@
                       <w:r>
                         <w:t xml:space="preserve">Figure </w:t>
                       </w:r>
-                      <w:fldSimple w:instr=" SEQ Figure \* ARABIC ">
-                        <w:r>
-                          <w:rPr>
-                            <w:noProof/>
-                          </w:rPr>
-                          <w:t>2</w:t>
-                        </w:r>
-                      </w:fldSimple>
+                      <w:r>
+                        <w:fldChar w:fldCharType="begin"/>
+                      </w:r>
+                      <w:r>
+                        <w:instrText xml:space="preserve"> SEQ Figure \* ARABIC </w:instrText>
+                      </w:r>
+                      <w:r>
+                        <w:fldChar w:fldCharType="separate"/>
+                      </w:r>
+                      <w:r>
+                        <w:rPr>
+                          <w:noProof/>
+                        </w:rPr>
+                        <w:t>2</w:t>
+                      </w:r>
+                      <w:r>
+                        <w:rPr>
+                          <w:noProof/>
+                        </w:rPr>
+                        <w:fldChar w:fldCharType="end"/>
+                      </w:r>
                       <w:r>
                         <w:t xml:space="preserve"> PCA</w:t>
                       </w:r>
@@ -4319,40 +5137,19 @@
           <w:lang w:val="en-US"/>
         </w:rPr>
         <w:lastRenderedPageBreak/>
-        <w:t>between these genes. At the same time, other gene pairs display weak or negative correlation (cooler tones). This indicates independent expression patterns. The presence of both strongly and weak</w:t>
-      </w:r>
-      <w:r>
-        <w:rPr>
-          <w:rFonts w:ascii="Arial" w:hAnsi="Arial" w:cs="Arial"/>
-          <w:color w:val="000000" w:themeColor="text1"/>
-          <w:lang w:val="en-US"/>
-        </w:rPr>
-        <w:t>ly</w:t>
-      </w:r>
-      <w:r>
-        <w:rPr>
-          <w:rFonts w:ascii="Arial" w:hAnsi="Arial" w:cs="Arial"/>
-          <w:color w:val="000000" w:themeColor="text1"/>
-          <w:lang w:val="en-US"/>
-        </w:rPr>
-        <w:t xml:space="preserve"> correlated gene groups suggest</w:t>
-      </w:r>
-      <w:r>
-        <w:rPr>
-          <w:rFonts w:ascii="Arial" w:hAnsi="Arial" w:cs="Arial"/>
-          <w:color w:val="000000" w:themeColor="text1"/>
-          <w:lang w:val="en-US"/>
-        </w:rPr>
-        <w:t>s</w:t>
-      </w:r>
-      <w:r>
-        <w:rPr>
-          <w:rFonts w:ascii="Arial" w:hAnsi="Arial" w:cs="Arial"/>
-          <w:color w:val="000000" w:themeColor="text1"/>
-          <w:lang w:val="en-US"/>
-        </w:rPr>
-        <w:t xml:space="preserve"> that the tumor subtypes are </w:t>
-      </w:r>
+        <w:t xml:space="preserve">between these genes. At the same time, other gene pairs display weak or negative correlation (cooler tones). This indicates independent expression patterns. </w:t>
+      </w:r>
+    </w:p>
+    <w:p>
+      <w:pPr>
+        <w:spacing w:line="360" w:lineRule="auto"/>
+        <w:jc w:val="both"/>
+        <w:rPr>
+          <w:rFonts w:ascii="Arial" w:hAnsi="Arial" w:cs="Arial"/>
+          <w:color w:val="000000" w:themeColor="text1"/>
+          <w:lang w:val="en-US"/>
+        </w:rPr>
+      </w:pPr>
       <w:r>
         <w:rPr>
           <w:rFonts w:ascii="Arial" w:hAnsi="Arial" w:cs="Arial"/>
@@ -4362,13 +5159,13 @@
         <mc:AlternateContent>
           <mc:Choice Requires="wps">
             <w:drawing>
-              <wp:anchor distT="0" distB="0" distL="114300" distR="114300" simplePos="0" relativeHeight="251668480" behindDoc="0" locked="0" layoutInCell="1" allowOverlap="1" wp14:anchorId="510F3225" wp14:editId="6506879D">
+              <wp:anchor distT="0" distB="0" distL="114300" distR="114300" simplePos="0" relativeHeight="251668480" behindDoc="0" locked="0" layoutInCell="1" allowOverlap="1" wp14:anchorId="510F3225" wp14:editId="107498BD">
                 <wp:simplePos x="0" y="0"/>
                 <wp:positionH relativeFrom="column">
                   <wp:posOffset>2540</wp:posOffset>
                 </wp:positionH>
                 <wp:positionV relativeFrom="paragraph">
-                  <wp:posOffset>2982595</wp:posOffset>
+                  <wp:posOffset>3295861</wp:posOffset>
                 </wp:positionV>
                 <wp:extent cx="5978525" cy="635"/>
                 <wp:effectExtent l="0" t="0" r="3175" b="12065"/>
@@ -4408,14 +5205,27 @@
                             <w:r>
                               <w:t xml:space="preserve">Figure </w:t>
                             </w:r>
-                            <w:fldSimple w:instr=" SEQ Figure \* ARABIC ">
-                              <w:r>
-                                <w:rPr>
-                                  <w:noProof/>
-                                </w:rPr>
-                                <w:t>3</w:t>
-                              </w:r>
-                            </w:fldSimple>
+                            <w:r>
+                              <w:fldChar w:fldCharType="begin"/>
+                            </w:r>
+                            <w:r>
+                              <w:instrText xml:space="preserve"> SEQ Figure \* ARABIC </w:instrText>
+                            </w:r>
+                            <w:r>
+                              <w:fldChar w:fldCharType="separate"/>
+                            </w:r>
+                            <w:r>
+                              <w:rPr>
+                                <w:noProof/>
+                              </w:rPr>
+                              <w:t>3</w:t>
+                            </w:r>
+                            <w:r>
+                              <w:rPr>
+                                <w:noProof/>
+                              </w:rPr>
+                              <w:fldChar w:fldCharType="end"/>
+                            </w:r>
                             <w:r>
                               <w:t xml:space="preserve"> </w:t>
                             </w:r>
@@ -4450,7 +5260,7 @@
           </mc:Choice>
           <mc:Fallback>
             <w:pict>
-              <v:shape w14:anchorId="510F3225" id="_x0000_s1028" type="#_x0000_t202" style="position:absolute;left:0;text-align:left;margin-left:.2pt;margin-top:234.85pt;width:470.75pt;height:.05pt;z-index:251668480;visibility:visible;mso-wrap-style:square;mso-wrap-distance-left:9pt;mso-wrap-distance-top:0;mso-wrap-distance-right:9pt;mso-wrap-distance-bottom:0;mso-position-horizontal:absolute;mso-position-horizontal-relative:text;mso-position-vertical:absolute;mso-position-vertical-relative:text;v-text-anchor:top" o:gfxdata="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" stroked="f">
+              <v:shape w14:anchorId="510F3225" id="_x0000_s1028" type="#_x0000_t202" style="position:absolute;left:0;text-align:left;margin-left:.2pt;margin-top:259.5pt;width:470.75pt;height:.05pt;z-index:251668480;visibility:visible;mso-wrap-style:square;mso-wrap-distance-left:9pt;mso-wrap-distance-top:0;mso-wrap-distance-right:9pt;mso-wrap-distance-bottom:0;mso-position-horizontal:absolute;mso-position-horizontal-relative:text;mso-position-vertical:absolute;mso-position-vertical-relative:text;v-text-anchor:top" o:gfxdata="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" stroked="f">
                 <v:textbox style="mso-fit-shape-to-text:t" inset="0,0,0,0">
                   <w:txbxContent>
                     <w:p>
@@ -4465,14 +5275,27 @@
                       <w:r>
                         <w:t xml:space="preserve">Figure </w:t>
                       </w:r>
-                      <w:fldSimple w:instr=" SEQ Figure \* ARABIC ">
-                        <w:r>
-                          <w:rPr>
-                            <w:noProof/>
-                          </w:rPr>
-                          <w:t>3</w:t>
-                        </w:r>
-                      </w:fldSimple>
+                      <w:r>
+                        <w:fldChar w:fldCharType="begin"/>
+                      </w:r>
+                      <w:r>
+                        <w:instrText xml:space="preserve"> SEQ Figure \* ARABIC </w:instrText>
+                      </w:r>
+                      <w:r>
+                        <w:fldChar w:fldCharType="separate"/>
+                      </w:r>
+                      <w:r>
+                        <w:rPr>
+                          <w:noProof/>
+                        </w:rPr>
+                        <w:t>3</w:t>
+                      </w:r>
+                      <w:r>
+                        <w:rPr>
+                          <w:noProof/>
+                        </w:rPr>
+                        <w:fldChar w:fldCharType="end"/>
+                      </w:r>
                       <w:r>
                         <w:t xml:space="preserve"> </w:t>
                       </w:r>
@@ -4509,13 +5332,13 @@
         <mc:AlternateContent>
           <mc:Choice Requires="wpg">
             <w:drawing>
-              <wp:anchor distT="0" distB="0" distL="114300" distR="114300" simplePos="0" relativeHeight="251666432" behindDoc="0" locked="0" layoutInCell="1" allowOverlap="1" wp14:anchorId="21DDABCB" wp14:editId="6E058685">
+              <wp:anchor distT="0" distB="0" distL="114300" distR="114300" simplePos="0" relativeHeight="251666432" behindDoc="0" locked="0" layoutInCell="1" allowOverlap="1" wp14:anchorId="21DDABCB" wp14:editId="5B763635">
                 <wp:simplePos x="0" y="0"/>
                 <wp:positionH relativeFrom="column">
-                  <wp:posOffset>2573</wp:posOffset>
+                  <wp:posOffset>44874</wp:posOffset>
                 </wp:positionH>
                 <wp:positionV relativeFrom="paragraph">
-                  <wp:posOffset>531963</wp:posOffset>
+                  <wp:posOffset>859578</wp:posOffset>
                 </wp:positionV>
                 <wp:extent cx="5978592" cy="2393950"/>
                 <wp:effectExtent l="0" t="0" r="3175" b="6350"/>
@@ -4600,7 +5423,26 @@
           </mc:Choice>
           <mc:Fallback>
             <w:pict>
-              <v:group w14:anchorId="1F05E012" id="Gruppieren 9" o:spid="_x0000_s1026" style="position:absolute;margin-left:.2pt;margin-top:41.9pt;width:470.75pt;height:188.5pt;z-index:251666432" coordsize="59785,23939" o:gfxdata="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">
+              <v:group w14:anchorId="6D93CB07" id="Gruppieren 9" o:spid="_x0000_s1026" style="position:absolute;margin-left:3.55pt;margin-top:67.7pt;width:470.75pt;height:188.5pt;z-index:251666432" coordsize="59785,23939" o:gfxdata="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">
+                <v:shapetype id="_x0000_t75" coordsize="21600,21600" o:spt="75" o:preferrelative="t" path="m@4@5l@4@11@9@11@9@5xe" filled="f" stroked="f">
+                  <v:stroke joinstyle="miter"/>
+                  <v:formulas>
+                    <v:f eqn="if lineDrawn pixelLineWidth 0"/>
+                    <v:f eqn="sum @0 1 0"/>
+                    <v:f eqn="sum 0 0 @1"/>
+                    <v:f eqn="prod @2 1 2"/>
+                    <v:f eqn="prod @3 21600 pixelWidth"/>
+                    <v:f eqn="prod @3 21600 pixelHeight"/>
+                    <v:f eqn="sum @0 0 1"/>
+                    <v:f eqn="prod @6 1 2"/>
+                    <v:f eqn="prod @7 21600 pixelWidth"/>
+                    <v:f eqn="sum @8 21600 0"/>
+                    <v:f eqn="prod @7 21600 pixelHeight"/>
+                    <v:f eqn="sum @10 21600 0"/>
+                  </v:formulas>
+                  <v:path o:extrusionok="f" gradientshapeok="t" o:connecttype="rect"/>
+                  <o:lock v:ext="edit" aspectratio="t"/>
+                </v:shapetype>
                 <v:shape id="Grafik 7" o:spid="_x0000_s1027" type="#_x0000_t75" alt="Ein Bild, das Muster, Screenshot, Farbigkeit, Quadrat enthält.&#10;&#10;KI-generierte Inhalte können fehlerhaft sein." style="position:absolute;width:28022;height:23939;visibility:visible;mso-wrap-style:square" o:gfxdata="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">
                   <v:imagedata r:id="rId18" o:title="Ein Bild, das Muster, Screenshot, Farbigkeit, Quadrat enthält.&#10;&#10;KI-generierte Inhalte können fehlerhaft sein"/>
                 </v:shape>
@@ -4619,7 +5461,39 @@
           <w:color w:val="000000" w:themeColor="text1"/>
           <w:lang w:val="en-US"/>
         </w:rPr>
-        <w:t>characterized by complex</w:t>
+        <w:t>The presence of both strongly and weak</w:t>
+      </w:r>
+      <w:r>
+        <w:rPr>
+          <w:rFonts w:ascii="Arial" w:hAnsi="Arial" w:cs="Arial"/>
+          <w:color w:val="000000" w:themeColor="text1"/>
+          <w:lang w:val="en-US"/>
+        </w:rPr>
+        <w:t>ly</w:t>
+      </w:r>
+      <w:r>
+        <w:rPr>
+          <w:rFonts w:ascii="Arial" w:hAnsi="Arial" w:cs="Arial"/>
+          <w:color w:val="000000" w:themeColor="text1"/>
+          <w:lang w:val="en-US"/>
+        </w:rPr>
+        <w:t xml:space="preserve"> correlated gene groups suggest</w:t>
+      </w:r>
+      <w:r>
+        <w:rPr>
+          <w:rFonts w:ascii="Arial" w:hAnsi="Arial" w:cs="Arial"/>
+          <w:color w:val="000000" w:themeColor="text1"/>
+          <w:lang w:val="en-US"/>
+        </w:rPr>
+        <w:t>s</w:t>
+      </w:r>
+      <w:r>
+        <w:rPr>
+          <w:rFonts w:ascii="Arial" w:hAnsi="Arial" w:cs="Arial"/>
+          <w:color w:val="000000" w:themeColor="text1"/>
+          <w:lang w:val="en-US"/>
+        </w:rPr>
+        <w:t xml:space="preserve"> that the tumor subtypes are characterized by complex</w:t>
       </w:r>
       <w:r>
         <w:rPr>
@@ -4651,7 +5525,23 @@
           <w:color w:val="000000" w:themeColor="text1"/>
           <w:lang w:val="en-US"/>
         </w:rPr>
-        <w:t>gene regulation.</w:t>
+        <w:t>gene</w:t>
+      </w:r>
+      <w:r>
+        <w:rPr>
+          <w:rFonts w:ascii="Arial" w:hAnsi="Arial" w:cs="Arial"/>
+          <w:color w:val="000000" w:themeColor="text1"/>
+          <w:lang w:val="en-US"/>
+        </w:rPr>
+        <w:t xml:space="preserve"> </w:t>
+      </w:r>
+      <w:r>
+        <w:rPr>
+          <w:rFonts w:ascii="Arial" w:hAnsi="Arial" w:cs="Arial"/>
+          <w:color w:val="000000" w:themeColor="text1"/>
+          <w:lang w:val="en-US"/>
+        </w:rPr>
+        <w:t>regulation.</w:t>
       </w:r>
     </w:p>
     <w:p>
@@ -4669,7 +5559,7 @@
           <w:lang w:val="en-US"/>
         </w:rPr>
       </w:pPr>
-      <w:bookmarkStart w:id="12" w:name="_Toc218974819"/>
+      <w:bookmarkStart w:id="12" w:name="_Toc220580138"/>
       <w:r>
         <w:rPr>
           <w:rFonts w:ascii="Arial" w:hAnsi="Arial" w:cs="Arial"/>
@@ -4773,7 +5663,7 @@
           <w:lang w:val="en-US"/>
         </w:rPr>
       </w:pPr>
-      <w:bookmarkStart w:id="13" w:name="_Toc218974820"/>
+      <w:bookmarkStart w:id="13" w:name="_Toc220580139"/>
       <w:r>
         <w:rPr>
           <w:rFonts w:ascii="Arial" w:hAnsi="Arial" w:cs="Arial"/>
@@ -4889,7 +5779,16 @@
           <w:color w:val="000000" w:themeColor="text1"/>
           <w:lang w:val="en-US"/>
         </w:rPr>
-        <w:t xml:space="preserve"> A gene was retained only if it showed non-zero expression values in at least 10% of the training samples. This threshold ensures that only genes with consistent expression patterns across multiple patients are kept. (</w:t>
+        <w:t xml:space="preserve"> A gene was retained only if it showed non-zero expression values in at least 10% of the training samples. This threshold ensures that only genes with consistent expression patterns across multiple </w:t>
+      </w:r>
+      <w:r>
+        <w:rPr>
+          <w:rFonts w:ascii="Arial" w:hAnsi="Arial" w:cs="Arial"/>
+          <w:color w:val="000000" w:themeColor="text1"/>
+          <w:lang w:val="en-US"/>
+        </w:rPr>
+        <w:lastRenderedPageBreak/>
+        <w:t>patients are kept. (</w:t>
       </w:r>
       <w:proofErr w:type="spellStart"/>
       <w:r>
@@ -4907,24 +5806,15 @@
           <w:color w:val="000000" w:themeColor="text1"/>
           <w:lang w:val="en-US"/>
         </w:rPr>
-        <w:t xml:space="preserve"> Filtering, n.d.) Afterwards, a variance-based filtering was </w:t>
-      </w:r>
-      <w:r>
-        <w:rPr>
-          <w:rFonts w:ascii="Arial" w:hAnsi="Arial" w:cs="Arial"/>
-          <w:color w:val="000000" w:themeColor="text1"/>
-          <w:lang w:val="en-US"/>
-        </w:rPr>
-        <w:lastRenderedPageBreak/>
-        <w:t xml:space="preserve">applied to remove features with low variance. </w:t>
-      </w:r>
-      <w:r>
-        <w:rPr>
-          <w:rFonts w:ascii="Arial" w:hAnsi="Arial" w:cs="Arial"/>
-          <w:color w:val="000000" w:themeColor="text1"/>
-          <w:lang w:val="en-US"/>
-        </w:rPr>
-        <w:t xml:space="preserve">A variance threshold of 0.01 was selected to exclude features with minimal variation. Genes with extremely low variance are nearly constant across all samples and therefore do not contribute meaningful discriminatory information for classification. </w:t>
+        <w:t xml:space="preserve"> Filtering, n.d.) Afterwards, a variance-based filtering was applied to remove features with low variance. </w:t>
+      </w:r>
+      <w:r>
+        <w:rPr>
+          <w:rFonts w:ascii="Arial" w:hAnsi="Arial" w:cs="Arial"/>
+          <w:color w:val="000000" w:themeColor="text1"/>
+          <w:lang w:val="en-US"/>
+        </w:rPr>
+        <w:t xml:space="preserve">A variance threshold of 0.01 was selected. Genes with extremely low variance are nearly constant across all samples and therefore do not contribute meaningful discriminatory information for classification. </w:t>
       </w:r>
       <w:r>
         <w:rPr>
@@ -4983,6 +5873,17 @@
         </w:rPr>
         <w:t xml:space="preserve"> </w:t>
       </w:r>
+    </w:p>
+    <w:p>
+      <w:pPr>
+        <w:spacing w:line="360" w:lineRule="auto"/>
+        <w:jc w:val="both"/>
+        <w:rPr>
+          <w:rFonts w:ascii="Arial" w:hAnsi="Arial" w:cs="Arial"/>
+          <w:color w:val="000000" w:themeColor="text1"/>
+          <w:lang w:val="en-US"/>
+        </w:rPr>
+      </w:pPr>
       <w:r>
         <w:rPr>
           <w:rFonts w:ascii="Arial" w:hAnsi="Arial" w:cs="Arial"/>
@@ -5034,7 +5935,7 @@
           <w:lang w:val="en-US"/>
         </w:rPr>
       </w:pPr>
-      <w:bookmarkStart w:id="14" w:name="_Toc218974821"/>
+      <w:bookmarkStart w:id="14" w:name="_Toc220580140"/>
       <w:r>
         <w:rPr>
           <w:rFonts w:ascii="Arial" w:hAnsi="Arial" w:cs="Arial"/>
@@ -5236,7 +6137,7 @@
           <w:lang w:val="en-US"/>
         </w:rPr>
       </w:pPr>
-      <w:bookmarkStart w:id="15" w:name="_Toc218974822"/>
+      <w:bookmarkStart w:id="15" w:name="_Toc220580141"/>
       <w:r>
         <w:rPr>
           <w:rFonts w:ascii="Arial" w:hAnsi="Arial" w:cs="Arial"/>
@@ -5303,7 +6204,23 @@
           <w:color w:val="000000" w:themeColor="text1"/>
           <w:lang w:val="en-US"/>
         </w:rPr>
-        <w:t xml:space="preserve"> for both modelling approaches. For the binary task, ROC curves and AUC values were calculated.</w:t>
+        <w:t xml:space="preserve"> for both modelling approaches. For the binary task, ROC curves and AUC values were </w:t>
+      </w:r>
+      <w:r>
+        <w:rPr>
+          <w:rFonts w:ascii="Arial" w:hAnsi="Arial" w:cs="Arial"/>
+          <w:color w:val="000000" w:themeColor="text1"/>
+          <w:lang w:val="en-US"/>
+        </w:rPr>
+        <w:t xml:space="preserve">also </w:t>
+      </w:r>
+      <w:r>
+        <w:rPr>
+          <w:rFonts w:ascii="Arial" w:hAnsi="Arial" w:cs="Arial"/>
+          <w:color w:val="000000" w:themeColor="text1"/>
+          <w:lang w:val="en-US"/>
+        </w:rPr>
+        <w:t>calculated.</w:t>
       </w:r>
     </w:p>
     <w:p>
@@ -5349,7 +6266,7 @@
         <w:lastRenderedPageBreak/>
         <w:t xml:space="preserve"> </w:t>
       </w:r>
-      <w:bookmarkStart w:id="16" w:name="_Toc218974823"/>
+      <w:bookmarkStart w:id="16" w:name="_Toc220580142"/>
       <w:r>
         <w:rPr>
           <w:rFonts w:ascii="Arial" w:hAnsi="Arial" w:cs="Arial"/>
@@ -5394,7 +6311,7 @@
           <w:lang w:val="en-US"/>
         </w:rPr>
       </w:pPr>
-      <w:bookmarkStart w:id="17" w:name="_Toc218974824"/>
+      <w:bookmarkStart w:id="17" w:name="_Toc220580143"/>
       <w:r>
         <w:rPr>
           <w:rFonts w:ascii="Arial" w:hAnsi="Arial" w:cs="Arial"/>
@@ -5440,7 +6357,23 @@
           <w:color w:val="000000" w:themeColor="text1"/>
           <w:lang w:val="en-US"/>
         </w:rPr>
-        <w:t>CIN tumors showed high recall (0.92), indicating that most true CIN samples were correctly identified. However, precision was lower (0.67), suggesting that some samples from other classes were incorrectly predicted as CIN.</w:t>
+        <w:t xml:space="preserve">CIN tumors showed high recall (0.92), indicating that most true CIN samples were correctly identified. However, </w:t>
+      </w:r>
+      <w:r>
+        <w:rPr>
+          <w:rFonts w:ascii="Arial" w:hAnsi="Arial" w:cs="Arial"/>
+          <w:color w:val="000000" w:themeColor="text1"/>
+          <w:lang w:val="en-US"/>
+        </w:rPr>
+        <w:t xml:space="preserve">the </w:t>
+      </w:r>
+      <w:r>
+        <w:rPr>
+          <w:rFonts w:ascii="Arial" w:hAnsi="Arial" w:cs="Arial"/>
+          <w:color w:val="000000" w:themeColor="text1"/>
+          <w:lang w:val="en-US"/>
+        </w:rPr>
+        <w:t>precision was lower (0.67), suggesting that some samples from other classes were incorrectly predicted as CIN.</w:t>
       </w:r>
     </w:p>
     <w:p>
@@ -5513,7 +6446,23 @@
           <w:color w:val="000000" w:themeColor="text1"/>
           <w:lang w:val="en-US"/>
         </w:rPr>
-        <w:t>MSI tumors achieved strong performance with high precision (0.93) and recall (0.70). This indicates that MSI samples have more distinct molecular patterns compared to other subtypes.</w:t>
+        <w:t xml:space="preserve">MSI tumors achieved strong performance with high precision (0.93) and recall (0.70). This indicates that MSI samples have more distinct molecular patterns compared to </w:t>
+      </w:r>
+      <w:r>
+        <w:rPr>
+          <w:rFonts w:ascii="Arial" w:hAnsi="Arial" w:cs="Arial"/>
+          <w:color w:val="000000" w:themeColor="text1"/>
+          <w:lang w:val="en-US"/>
+        </w:rPr>
+        <w:t xml:space="preserve">the </w:t>
+      </w:r>
+      <w:r>
+        <w:rPr>
+          <w:rFonts w:ascii="Arial" w:hAnsi="Arial" w:cs="Arial"/>
+          <w:color w:val="000000" w:themeColor="text1"/>
+          <w:lang w:val="en-US"/>
+        </w:rPr>
+        <w:t>other subtypes.</w:t>
       </w:r>
     </w:p>
     <w:p>
@@ -5602,14 +6551,27 @@
                             <w:r>
                               <w:t xml:space="preserve">Figure </w:t>
                             </w:r>
-                            <w:fldSimple w:instr=" SEQ Figure \* ARABIC ">
-                              <w:r>
-                                <w:rPr>
-                                  <w:noProof/>
-                                </w:rPr>
-                                <w:t>4</w:t>
-                              </w:r>
-                            </w:fldSimple>
+                            <w:r>
+                              <w:fldChar w:fldCharType="begin"/>
+                            </w:r>
+                            <w:r>
+                              <w:instrText xml:space="preserve"> SEQ Figure \* ARABIC </w:instrText>
+                            </w:r>
+                            <w:r>
+                              <w:fldChar w:fldCharType="separate"/>
+                            </w:r>
+                            <w:r>
+                              <w:rPr>
+                                <w:noProof/>
+                              </w:rPr>
+                              <w:t>4</w:t>
+                            </w:r>
+                            <w:r>
+                              <w:rPr>
+                                <w:noProof/>
+                              </w:rPr>
+                              <w:fldChar w:fldCharType="end"/>
+                            </w:r>
                             <w:r>
                               <w:t xml:space="preserve"> </w:t>
                             </w:r>
@@ -5671,14 +6633,27 @@
                       <w:r>
                         <w:t xml:space="preserve">Figure </w:t>
                       </w:r>
-                      <w:fldSimple w:instr=" SEQ Figure \* ARABIC ">
-                        <w:r>
-                          <w:rPr>
-                            <w:noProof/>
-                          </w:rPr>
-                          <w:t>4</w:t>
-                        </w:r>
-                      </w:fldSimple>
+                      <w:r>
+                        <w:fldChar w:fldCharType="begin"/>
+                      </w:r>
+                      <w:r>
+                        <w:instrText xml:space="preserve"> SEQ Figure \* ARABIC </w:instrText>
+                      </w:r>
+                      <w:r>
+                        <w:fldChar w:fldCharType="separate"/>
+                      </w:r>
+                      <w:r>
+                        <w:rPr>
+                          <w:noProof/>
+                        </w:rPr>
+                        <w:t>4</w:t>
+                      </w:r>
+                      <w:r>
+                        <w:rPr>
+                          <w:noProof/>
+                        </w:rPr>
+                        <w:fldChar w:fldCharType="end"/>
+                      </w:r>
                       <w:r>
                         <w:t xml:space="preserve"> </w:t>
                       </w:r>
@@ -5801,7 +6776,23 @@
           <w:color w:val="000000" w:themeColor="text1"/>
           <w:lang w:val="en-US"/>
         </w:rPr>
-        <w:t xml:space="preserve"> (34/37). However, misclassifications occurred mainly between CIS and GS, a</w:t>
+        <w:t xml:space="preserve"> (34/37). However, misclassifications occurred mainly between CI</w:t>
+      </w:r>
+      <w:r>
+        <w:rPr>
+          <w:rFonts w:ascii="Arial" w:hAnsi="Arial" w:cs="Arial"/>
+          <w:color w:val="000000" w:themeColor="text1"/>
+          <w:lang w:val="en-US"/>
+        </w:rPr>
+        <w:t>N</w:t>
+      </w:r>
+      <w:r>
+        <w:rPr>
+          <w:rFonts w:ascii="Arial" w:hAnsi="Arial" w:cs="Arial"/>
+          <w:color w:val="000000" w:themeColor="text1"/>
+          <w:lang w:val="en-US"/>
+        </w:rPr>
+        <w:t xml:space="preserve"> and GS, a</w:t>
       </w:r>
       <w:r>
         <w:rPr>
@@ -5835,7 +6826,7 @@
           <w:lang w:val="en-US"/>
         </w:rPr>
       </w:pPr>
-      <w:bookmarkStart w:id="20" w:name="_Toc218974825"/>
+      <w:bookmarkStart w:id="20" w:name="_Toc220580144"/>
       <w:r>
         <w:rPr>
           <w:rFonts w:ascii="Arial" w:hAnsi="Arial" w:cs="Arial"/>
@@ -5884,7 +6875,7 @@
         <mc:AlternateContent>
           <mc:Choice Requires="wps">
             <w:drawing>
-              <wp:anchor distT="0" distB="0" distL="114300" distR="114300" simplePos="0" relativeHeight="251674624" behindDoc="0" locked="0" layoutInCell="1" allowOverlap="1" wp14:anchorId="4CCE03B9" wp14:editId="5588E254">
+              <wp:anchor distT="0" distB="0" distL="114300" distR="114300" simplePos="0" relativeHeight="251674624" behindDoc="0" locked="0" layoutInCell="1" allowOverlap="1" wp14:anchorId="4CCE03B9" wp14:editId="7E150172">
                 <wp:simplePos x="0" y="0"/>
                 <wp:positionH relativeFrom="column">
                   <wp:posOffset>146685</wp:posOffset>
@@ -5930,14 +6921,27 @@
                             <w:r>
                               <w:t xml:space="preserve">Figure </w:t>
                             </w:r>
-                            <w:fldSimple w:instr=" SEQ Figure \* ARABIC ">
-                              <w:r>
-                                <w:rPr>
-                                  <w:noProof/>
-                                </w:rPr>
-                                <w:t>5</w:t>
-                              </w:r>
-                            </w:fldSimple>
+                            <w:r>
+                              <w:fldChar w:fldCharType="begin"/>
+                            </w:r>
+                            <w:r>
+                              <w:instrText xml:space="preserve"> SEQ Figure \* ARABIC </w:instrText>
+                            </w:r>
+                            <w:r>
+                              <w:fldChar w:fldCharType="separate"/>
+                            </w:r>
+                            <w:r>
+                              <w:rPr>
+                                <w:noProof/>
+                              </w:rPr>
+                              <w:t>5</w:t>
+                            </w:r>
+                            <w:r>
+                              <w:rPr>
+                                <w:noProof/>
+                              </w:rPr>
+                              <w:fldChar w:fldCharType="end"/>
+                            </w:r>
                             <w:r>
                               <w:t xml:space="preserve"> </w:t>
                             </w:r>
@@ -5990,14 +6994,27 @@
                       <w:r>
                         <w:t xml:space="preserve">Figure </w:t>
                       </w:r>
-                      <w:fldSimple w:instr=" SEQ Figure \* ARABIC ">
-                        <w:r>
-                          <w:rPr>
-                            <w:noProof/>
-                          </w:rPr>
-                          <w:t>5</w:t>
-                        </w:r>
-                      </w:fldSimple>
+                      <w:r>
+                        <w:fldChar w:fldCharType="begin"/>
+                      </w:r>
+                      <w:r>
+                        <w:instrText xml:space="preserve"> SEQ Figure \* ARABIC </w:instrText>
+                      </w:r>
+                      <w:r>
+                        <w:fldChar w:fldCharType="separate"/>
+                      </w:r>
+                      <w:r>
+                        <w:rPr>
+                          <w:noProof/>
+                        </w:rPr>
+                        <w:t>5</w:t>
+                      </w:r>
+                      <w:r>
+                        <w:rPr>
+                          <w:noProof/>
+                        </w:rPr>
+                        <w:fldChar w:fldCharType="end"/>
+                      </w:r>
                       <w:r>
                         <w:t xml:space="preserve"> </w:t>
                       </w:r>
@@ -6034,7 +7051,7 @@
           <w:lang w:val="en-US"/>
         </w:rPr>
         <w:drawing>
-          <wp:anchor distT="0" distB="0" distL="114300" distR="114300" simplePos="0" relativeHeight="251672576" behindDoc="0" locked="0" layoutInCell="1" allowOverlap="1" wp14:anchorId="28237B2C" wp14:editId="1F09C9A1">
+          <wp:anchor distT="0" distB="0" distL="114300" distR="114300" simplePos="0" relativeHeight="251672576" behindDoc="0" locked="0" layoutInCell="1" allowOverlap="1" wp14:anchorId="28237B2C" wp14:editId="195A9D6C">
             <wp:simplePos x="0" y="0"/>
             <wp:positionH relativeFrom="column">
               <wp:posOffset>85725</wp:posOffset>
@@ -6095,7 +7112,7 @@
           <w:color w:val="000000" w:themeColor="text1"/>
           <w:lang w:val="en-US"/>
         </w:rPr>
-        <w:t xml:space="preserve">MSS tumors were classified very reliably, with high recall (0.95) and an F1-score of 0.855. In contrast, MSI tumors showed lower recall (0.39), indicating that many MSI samples were misclassified as MSS. </w:t>
+        <w:t xml:space="preserve">MSS tumors were classified very reliably, with high recall (0.95) and an F1-score of 0.85. In contrast, MSI tumors showed lower recall (0.39), indicating that many MSI samples were misclassified as MSS. </w:t>
       </w:r>
     </w:p>
     <w:p>
@@ -6163,6 +7180,14 @@
           <w:lang w:val="en-US"/>
         </w:rPr>
       </w:pPr>
+      <w:r>
+        <w:rPr>
+          <w:rFonts w:ascii="Arial" w:hAnsi="Arial" w:cs="Arial"/>
+          <w:color w:val="000000" w:themeColor="text1"/>
+          <w:lang w:val="en-US"/>
+        </w:rPr>
+        <w:t xml:space="preserve">A </w:t>
+      </w:r>
       <w:r>
         <w:rPr>
           <w:rFonts w:ascii="Arial" w:hAnsi="Arial" w:cs="Arial"/>
@@ -6342,7 +7367,7 @@
           <w:lang w:val="en-US"/>
         </w:rPr>
       </w:pPr>
-      <w:bookmarkStart w:id="24" w:name="_Toc218974826"/>
+      <w:bookmarkStart w:id="24" w:name="_Toc220580145"/>
       <w:r>
         <w:rPr>
           <w:rFonts w:ascii="Arial" w:hAnsi="Arial" w:cs="Arial"/>
@@ -6363,6 +7388,14 @@
           <w:lang w:val="en-US"/>
         </w:rPr>
       </w:pPr>
+      <w:r>
+        <w:rPr>
+          <w:rFonts w:ascii="Arial" w:hAnsi="Arial" w:cs="Arial"/>
+          <w:color w:val="000000" w:themeColor="text1"/>
+          <w:lang w:val="en-US"/>
+        </w:rPr>
+        <w:t xml:space="preserve">The </w:t>
+      </w:r>
       <w:r>
         <w:rPr>
           <w:rFonts w:ascii="Arial" w:hAnsi="Arial" w:cs="Arial"/>
@@ -6474,14 +7507,27 @@
                             <w:r>
                               <w:t xml:space="preserve">Figure </w:t>
                             </w:r>
-                            <w:fldSimple w:instr=" SEQ Figure \* ARABIC ">
-                              <w:r>
-                                <w:rPr>
-                                  <w:noProof/>
-                                </w:rPr>
-                                <w:t>7</w:t>
-                              </w:r>
-                            </w:fldSimple>
+                            <w:r>
+                              <w:fldChar w:fldCharType="begin"/>
+                            </w:r>
+                            <w:r>
+                              <w:instrText xml:space="preserve"> SEQ Figure \* ARABIC </w:instrText>
+                            </w:r>
+                            <w:r>
+                              <w:fldChar w:fldCharType="separate"/>
+                            </w:r>
+                            <w:r>
+                              <w:rPr>
+                                <w:noProof/>
+                              </w:rPr>
+                              <w:t>7</w:t>
+                            </w:r>
+                            <w:r>
+                              <w:rPr>
+                                <w:noProof/>
+                              </w:rPr>
+                              <w:fldChar w:fldCharType="end"/>
+                            </w:r>
                             <w:r>
                               <w:t xml:space="preserve"> Feature </w:t>
                             </w:r>
@@ -6524,14 +7570,27 @@
                       <w:r>
                         <w:t xml:space="preserve">Figure </w:t>
                       </w:r>
-                      <w:fldSimple w:instr=" SEQ Figure \* ARABIC ">
-                        <w:r>
-                          <w:rPr>
-                            <w:noProof/>
-                          </w:rPr>
-                          <w:t>7</w:t>
-                        </w:r>
-                      </w:fldSimple>
+                      <w:r>
+                        <w:fldChar w:fldCharType="begin"/>
+                      </w:r>
+                      <w:r>
+                        <w:instrText xml:space="preserve"> SEQ Figure \* ARABIC </w:instrText>
+                      </w:r>
+                      <w:r>
+                        <w:fldChar w:fldCharType="separate"/>
+                      </w:r>
+                      <w:r>
+                        <w:rPr>
+                          <w:noProof/>
+                        </w:rPr>
+                        <w:t>7</w:t>
+                      </w:r>
+                      <w:r>
+                        <w:rPr>
+                          <w:noProof/>
+                        </w:rPr>
+                        <w:fldChar w:fldCharType="end"/>
+                      </w:r>
                       <w:r>
                         <w:t xml:space="preserve"> Feature </w:t>
                       </w:r>
@@ -6852,7 +7911,7 @@
           <w:lang w:val="en-US"/>
         </w:rPr>
       </w:pPr>
-      <w:bookmarkStart w:id="27" w:name="_Toc218974827"/>
+      <w:bookmarkStart w:id="27" w:name="_Toc220580146"/>
       <w:r>
         <w:rPr>
           <w:rFonts w:ascii="Arial" w:hAnsi="Arial" w:cs="Arial"/>
@@ -6895,7 +7954,74 @@
           <w:color w:val="000000" w:themeColor="text1"/>
           <w:lang w:val="en-US"/>
         </w:rPr>
-        <w:t xml:space="preserve">stomach adenocarcinoma gene expression dataset. The multiclass model demonstrated moderate but consistent performance across the four molecular subtypes. Accuracy and class-specific F1-scores indicated that the model </w:t>
+        <w:t>stomach adenocarcinoma gene expression dataset.</w:t>
+      </w:r>
+      <w:r>
+        <w:rPr>
+          <w:rFonts w:ascii="Arial" w:hAnsi="Arial" w:cs="Arial"/>
+          <w:color w:val="000000" w:themeColor="text1"/>
+          <w:lang w:val="en-US"/>
+        </w:rPr>
+        <w:t xml:space="preserve"> </w:t>
+      </w:r>
+      <w:r>
+        <w:rPr>
+          <w:rFonts w:ascii="Arial" w:hAnsi="Arial" w:cs="Arial"/>
+          <w:color w:val="000000" w:themeColor="text1"/>
+          <w:lang w:val="en-US"/>
+        </w:rPr>
+        <w:t>The multiclass setting compares all four main molecular subtypes of stomach cancer. In the binary classification, MSS versus MSI was chosen because many studies specifically compare MSI-H and MSS tumors (Kim et al</w:t>
+      </w:r>
+      <w:r>
+        <w:rPr>
+          <w:rFonts w:ascii="Arial" w:hAnsi="Arial" w:cs="Arial"/>
+          <w:color w:val="000000" w:themeColor="text1"/>
+          <w:lang w:val="en-US"/>
+        </w:rPr>
+        <w:t>.</w:t>
+      </w:r>
+      <w:r>
+        <w:rPr>
+          <w:rFonts w:ascii="Arial" w:hAnsi="Arial" w:cs="Arial"/>
+          <w:color w:val="000000" w:themeColor="text1"/>
+          <w:lang w:val="en-US"/>
+        </w:rPr>
+        <w:t>,</w:t>
+      </w:r>
+      <w:r>
+        <w:rPr>
+          <w:rFonts w:ascii="Arial" w:hAnsi="Arial" w:cs="Arial"/>
+          <w:color w:val="000000" w:themeColor="text1"/>
+          <w:lang w:val="en-US"/>
+        </w:rPr>
+        <w:t xml:space="preserve"> </w:t>
+      </w:r>
+      <w:r>
+        <w:rPr>
+          <w:rFonts w:ascii="Arial" w:hAnsi="Arial" w:cs="Arial"/>
+          <w:color w:val="000000" w:themeColor="text1"/>
+          <w:lang w:val="en-US"/>
+        </w:rPr>
+        <w:t>2016).</w:t>
+      </w:r>
+    </w:p>
+    <w:p>
+      <w:pPr>
+        <w:spacing w:line="360" w:lineRule="auto"/>
+        <w:jc w:val="both"/>
+        <w:rPr>
+          <w:rFonts w:ascii="Arial" w:hAnsi="Arial" w:cs="Arial"/>
+          <w:color w:val="000000" w:themeColor="text1"/>
+          <w:lang w:val="en-US"/>
+        </w:rPr>
+      </w:pPr>
+      <w:r>
+        <w:rPr>
+          <w:rFonts w:ascii="Arial" w:hAnsi="Arial" w:cs="Arial"/>
+          <w:color w:val="000000" w:themeColor="text1"/>
+          <w:lang w:val="en-US"/>
+        </w:rPr>
+        <w:t xml:space="preserve">The multiclass model demonstrated moderate but consistent performance across the four molecular subtypes. Accuracy and class-specific F1-scores indicated that the model </w:t>
       </w:r>
       <w:r>
         <w:rPr>
@@ -6943,7 +8069,16 @@
           <w:color w:val="000000" w:themeColor="text1"/>
           <w:lang w:val="en-US"/>
         </w:rPr>
-        <w:t xml:space="preserve"> class size. This suggests that gene expression profiles contain subtype-specific patterns that can be captured by Random Forest models </w:t>
+        <w:t xml:space="preserve"> class </w:t>
+      </w:r>
+      <w:r>
+        <w:rPr>
+          <w:rFonts w:ascii="Arial" w:hAnsi="Arial" w:cs="Arial"/>
+          <w:color w:val="000000" w:themeColor="text1"/>
+          <w:lang w:val="en-US"/>
+        </w:rPr>
+        <w:lastRenderedPageBreak/>
+        <w:t xml:space="preserve">size. This suggests that gene expression profiles contain subtype-specific patterns that can be captured by Random Forest models </w:t>
       </w:r>
       <w:r>
         <w:rPr>
@@ -7011,7 +8146,171 @@
           <w:color w:val="000000" w:themeColor="text1"/>
           <w:lang w:val="en-US"/>
         </w:rPr>
-        <w:t xml:space="preserve">A major reason for this weak performance is the merging of MSI-L and MSI-H into a single MSI class. While both are microsatellite instable, they differ biologically. MSI-H </w:t>
+        <w:t>In contrast, the binary classifier showed weaker discriminative performance. Although the overall accuracy appears acceptable</w:t>
+      </w:r>
+      <w:r>
+        <w:rPr>
+          <w:rFonts w:ascii="Arial" w:hAnsi="Arial" w:cs="Arial"/>
+          <w:color w:val="000000" w:themeColor="text1"/>
+          <w:lang w:val="en-US"/>
+        </w:rPr>
+        <w:t xml:space="preserve">, </w:t>
+      </w:r>
+      <w:r>
+        <w:rPr>
+          <w:rFonts w:ascii="Arial" w:hAnsi="Arial" w:cs="Arial"/>
+          <w:color w:val="000000" w:themeColor="text1"/>
+          <w:lang w:val="en-US"/>
+        </w:rPr>
+        <w:t>the ROC-AUC value of 0.17 indicates extremely poor class separation. This highlights that accuracy alone is insufficient to evaluate model quality, particularly in imbalanced datasets. The model tended to favor the majority MSS class, resulting in reduced sensitivity for MSI detection.</w:t>
+      </w:r>
+    </w:p>
+    <w:p>
+      <w:pPr>
+        <w:spacing w:line="360" w:lineRule="auto"/>
+        <w:jc w:val="both"/>
+        <w:rPr>
+          <w:rFonts w:ascii="Arial" w:hAnsi="Arial" w:cs="Arial"/>
+          <w:color w:val="000000" w:themeColor="text1"/>
+          <w:lang w:val="en-US"/>
+        </w:rPr>
+      </w:pPr>
+      <w:r>
+        <w:rPr>
+          <w:rFonts w:ascii="Arial" w:hAnsi="Arial" w:cs="Arial"/>
+          <w:color w:val="000000" w:themeColor="text1"/>
+          <w:lang w:val="en-US"/>
+        </w:rPr>
+        <w:t>A major reason for this weak performance is the merging of MSI-L and MSI-H into a single MSI class. While both are microsatellite instable, they differ biologically. MSI-H tumors show strong genomic instability, whereas MSI-L samples are more heterogeneous and closer to MSS at the molecular level. Combining them introduced noise into the MSI class. This made it difficult for the model to learn a clear separation. (de la Chapelle &amp; Hampel, 2010; Han et al., 2022)</w:t>
+      </w:r>
+    </w:p>
+    <w:p>
+      <w:pPr>
+        <w:spacing w:line="360" w:lineRule="auto"/>
+        <w:jc w:val="both"/>
+        <w:rPr>
+          <w:rFonts w:ascii="Arial" w:hAnsi="Arial" w:cs="Arial"/>
+          <w:color w:val="000000" w:themeColor="text1"/>
+          <w:lang w:val="en-US"/>
+        </w:rPr>
+      </w:pPr>
+    </w:p>
+    <w:p>
+      <w:pPr>
+        <w:spacing w:line="360" w:lineRule="auto"/>
+        <w:jc w:val="both"/>
+        <w:rPr>
+          <w:rFonts w:ascii="Arial" w:hAnsi="Arial" w:cs="Arial"/>
+          <w:color w:val="000000" w:themeColor="text1"/>
+          <w:lang w:val="en-US"/>
+        </w:rPr>
+      </w:pPr>
+      <w:r>
+        <w:rPr>
+          <w:rFonts w:ascii="Arial" w:hAnsi="Arial" w:cs="Arial"/>
+          <w:color w:val="000000" w:themeColor="text1"/>
+          <w:lang w:val="en-US"/>
+        </w:rPr>
+        <w:t>The project demonstrated the importance of using multiple evaluation metrics (</w:t>
+      </w:r>
+      <w:proofErr w:type="spellStart"/>
+      <w:r>
+        <w:rPr>
+          <w:rFonts w:ascii="Arial" w:hAnsi="Arial" w:cs="Arial"/>
+          <w:color w:val="000000" w:themeColor="text1"/>
+          <w:lang w:val="en-US"/>
+        </w:rPr>
+        <w:t>Mamalakis</w:t>
+      </w:r>
+      <w:proofErr w:type="spellEnd"/>
+      <w:r>
+        <w:rPr>
+          <w:rFonts w:ascii="Arial" w:hAnsi="Arial" w:cs="Arial"/>
+          <w:color w:val="000000" w:themeColor="text1"/>
+          <w:lang w:val="en-US"/>
+        </w:rPr>
+        <w:t xml:space="preserve"> et al., 2024). While accuracy provided a general performance overview, precision, recall, F1-scores, confusion matrices, and ROC-AUC revealed class-specific weaknesses that accuracy alone masked. Especially in clinical Settings, ROC-AUC is essential as it evaluates threshold-independent class discrimination (Verbakel et al., 2020).</w:t>
+      </w:r>
+    </w:p>
+    <w:p>
+      <w:pPr>
+        <w:spacing w:line="360" w:lineRule="auto"/>
+        <w:jc w:val="both"/>
+        <w:rPr>
+          <w:rFonts w:ascii="Arial" w:hAnsi="Arial" w:cs="Arial"/>
+          <w:color w:val="000000" w:themeColor="text1"/>
+          <w:lang w:val="en-US"/>
+        </w:rPr>
+      </w:pPr>
+      <w:r>
+        <w:rPr>
+          <w:rFonts w:ascii="Arial" w:hAnsi="Arial" w:cs="Arial"/>
+          <w:color w:val="000000" w:themeColor="text1"/>
+          <w:lang w:val="en-US"/>
+        </w:rPr>
+        <w:t xml:space="preserve">Feature importance analysis also showed that prediction is driven by multiple genes rather than </w:t>
+      </w:r>
+      <w:r>
+        <w:rPr>
+          <w:rFonts w:ascii="Arial" w:hAnsi="Arial" w:cs="Arial"/>
+          <w:color w:val="000000" w:themeColor="text1"/>
+          <w:lang w:val="en-US"/>
+        </w:rPr>
+        <w:t xml:space="preserve">by a </w:t>
+      </w:r>
+      <w:r>
+        <w:rPr>
+          <w:rFonts w:ascii="Arial" w:hAnsi="Arial" w:cs="Arial"/>
+          <w:color w:val="000000" w:themeColor="text1"/>
+          <w:lang w:val="en-US"/>
+        </w:rPr>
+        <w:t xml:space="preserve">single dominant marker. This indicated that no individual gene alone is sufficient to distinguish between the subtypes. Instead, a combination of several genetic features contributes to the model’s decision-making process. </w:t>
+      </w:r>
+      <w:r>
+        <w:rPr>
+          <w:rFonts w:ascii="Arial" w:hAnsi="Arial" w:cs="Arial"/>
+          <w:color w:val="000000" w:themeColor="text1"/>
+          <w:lang w:val="en-US"/>
+        </w:rPr>
+        <w:t>These</w:t>
+      </w:r>
+      <w:r>
+        <w:rPr>
+          <w:rFonts w:ascii="Arial" w:hAnsi="Arial" w:cs="Arial"/>
+          <w:color w:val="000000" w:themeColor="text1"/>
+          <w:lang w:val="en-US"/>
+        </w:rPr>
+        <w:t xml:space="preserve"> findings reflect the complex molecular profiles of the subtypes and support the idea that these conditions are influenced by interacting biological pathways rather than isolated factors. (Ramadhani et al., 2025) </w:t>
+      </w:r>
+    </w:p>
+    <w:p>
+      <w:pPr>
+        <w:spacing w:line="360" w:lineRule="auto"/>
+        <w:jc w:val="both"/>
+        <w:rPr>
+          <w:rFonts w:ascii="Arial" w:hAnsi="Arial" w:cs="Arial"/>
+          <w:color w:val="000000" w:themeColor="text1"/>
+          <w:lang w:val="en-US"/>
+        </w:rPr>
+      </w:pPr>
+    </w:p>
+    <w:p>
+      <w:pPr>
+        <w:spacing w:line="360" w:lineRule="auto"/>
+        <w:jc w:val="both"/>
+        <w:rPr>
+          <w:rFonts w:ascii="Arial" w:hAnsi="Arial" w:cs="Arial"/>
+          <w:color w:val="000000" w:themeColor="text1"/>
+          <w:lang w:val="en-US"/>
+        </w:rPr>
+      </w:pPr>
+      <w:r>
+        <w:rPr>
+          <w:rFonts w:ascii="Arial" w:hAnsi="Arial" w:cs="Arial"/>
+          <w:color w:val="000000" w:themeColor="text1"/>
+          <w:lang w:val="en-US"/>
+        </w:rPr>
+        <w:t xml:space="preserve">Several limitations of this project should be considered. The dataset contains class imbalance and a small sample size for some subtypes. This may bias model performance and reduce reliability for minority classes (Zhao et al., 2025). In addition, merging MSI-L and MSI-H into a single MSI class introduces biological heterogeneity and reduces class separability (Han et al., 2022). Finally, the model was only validated internally on the same dataset and not tested on an independent dataset from a </w:t>
       </w:r>
       <w:r>
         <w:rPr>
@@ -7020,7 +8319,7 @@
           <w:lang w:val="en-US"/>
         </w:rPr>
         <w:lastRenderedPageBreak/>
-        <w:t>tumors show strong genomic instability, whereas MSI-L samples are more heterogeneous and closer to MSS at the molecular level. Combining them introduced noise into the MSI class. This made it difficult for the model to learn a clear separation. (de la Chapelle &amp; Hampel, 2010; Han et al., 2022)</w:t>
+        <w:t>different source. As a result, it remains unclear how well the model would perform on another dataset.</w:t>
       </w:r>
     </w:p>
     <w:p>
@@ -7033,14 +8332,6 @@
           <w:lang w:val="en-US"/>
         </w:rPr>
       </w:pPr>
-      <w:r>
-        <w:rPr>
-          <w:rFonts w:ascii="Arial" w:hAnsi="Arial" w:cs="Arial"/>
-          <w:color w:val="000000" w:themeColor="text1"/>
-          <w:lang w:val="en-US"/>
-        </w:rPr>
-        <w:t>In contrast, the binary classifier showed weaker discriminative performance. Although the overall accuracy appears acceptable (~0.78), the ROC-AUC value of 0.17 indicates extremely poor class separation. This highlights that accuracy alone is insufficient to evaluate model quality, particularly in imbalanced datasets. The model tended to favor the majority MSS class, resulting in reduced sensitivity for MSI detection.</w:t>
-      </w:r>
     </w:p>
     <w:p>
       <w:pPr>
@@ -7058,25 +8349,63 @@
           <w:color w:val="000000" w:themeColor="text1"/>
           <w:lang w:val="en-US"/>
         </w:rPr>
-        <w:t>The project demonstrated the importance of using multiple evaluation metrics (</w:t>
-      </w:r>
-      <w:proofErr w:type="spellStart"/>
-      <w:r>
-        <w:rPr>
-          <w:rFonts w:ascii="Arial" w:hAnsi="Arial" w:cs="Arial"/>
-          <w:color w:val="000000" w:themeColor="text1"/>
-          <w:lang w:val="en-US"/>
-        </w:rPr>
-        <w:t>Mamalakis</w:t>
-      </w:r>
-      <w:proofErr w:type="spellEnd"/>
-      <w:r>
-        <w:rPr>
-          <w:rFonts w:ascii="Arial" w:hAnsi="Arial" w:cs="Arial"/>
-          <w:color w:val="000000" w:themeColor="text1"/>
-          <w:lang w:val="en-US"/>
-        </w:rPr>
-        <w:t xml:space="preserve"> et al., 2024). While accuracy provided a general performance overview, precision, recall, F1-scores, confusion matrices, and ROC-AUC revealed class-specific weaknesses that accuracy alone masked. Especially in clinical Settings, ROC-AUC is essential as it evaluates threshold-independent class discrimination (Verbakel et al., 2020).</w:t>
+        <w:t>Additionally,</w:t>
+      </w:r>
+      <w:r>
+        <w:rPr>
+          <w:rFonts w:ascii="Arial" w:hAnsi="Arial" w:cs="Arial"/>
+          <w:color w:val="000000" w:themeColor="text1"/>
+          <w:lang w:val="en-US"/>
+        </w:rPr>
+        <w:t xml:space="preserve"> it needs to be considered, that the results of the binary and multiclass models cannot be directly compared to determine which approach is superior. Both models address different classification task with different class structures and levels of biological heterogeneity. Therefore, performance differences between the two approaches should not be interpreted that one strategy is inherently better than the other in this project.</w:t>
+      </w:r>
+      <w:r>
+        <w:rPr>
+          <w:rFonts w:ascii="Arial" w:hAnsi="Arial" w:cs="Arial"/>
+          <w:color w:val="000000" w:themeColor="text1"/>
+          <w:lang w:val="en-US"/>
+        </w:rPr>
+        <w:t xml:space="preserve"> </w:t>
+      </w:r>
+      <w:r>
+        <w:rPr>
+          <w:rFonts w:ascii="Arial" w:hAnsi="Arial" w:cs="Arial"/>
+          <w:color w:val="000000" w:themeColor="text1"/>
+          <w:lang w:val="en-US"/>
+        </w:rPr>
+        <w:t xml:space="preserve">More generally, binary and multiclass classification each have specific advantages and disadvantages. Binary classification simplifies the prediction task and can be </w:t>
+      </w:r>
+      <w:r>
+        <w:rPr>
+          <w:rFonts w:ascii="Arial" w:hAnsi="Arial" w:cs="Arial"/>
+          <w:color w:val="000000" w:themeColor="text1"/>
+          <w:lang w:val="en-US"/>
+        </w:rPr>
+        <w:t>easier</w:t>
+      </w:r>
+      <w:r>
+        <w:rPr>
+          <w:rFonts w:ascii="Arial" w:hAnsi="Arial" w:cs="Arial"/>
+          <w:color w:val="000000" w:themeColor="text1"/>
+          <w:lang w:val="en-US"/>
+        </w:rPr>
+        <w:t xml:space="preserve"> to interpret. </w:t>
+      </w:r>
+      <w:r>
+        <w:rPr>
+          <w:rFonts w:ascii="Arial" w:hAnsi="Arial" w:cs="Arial"/>
+          <w:color w:val="000000" w:themeColor="text1"/>
+          <w:lang w:val="en-US"/>
+        </w:rPr>
+        <w:t xml:space="preserve">It often leads to more stable models but may oversimplify complex biological variation. Multiclass classification better reflects biological diversity and allows detection of more detailed difference between the subtypes. However, it is more sensitive to class imbalance and often results in lower performance for individual classes. </w:t>
+      </w:r>
+      <w:r>
+        <w:rPr>
+          <w:rFonts w:ascii="Arial" w:hAnsi="Arial" w:cs="Arial"/>
+          <w:color w:val="000000" w:themeColor="text1"/>
+          <w:lang w:val="en-US"/>
+        </w:rPr>
+        <w:t>(Hughes et al., 2025)</w:t>
       </w:r>
     </w:p>
     <w:p>
@@ -7089,30 +8418,6 @@
           <w:lang w:val="en-US"/>
         </w:rPr>
       </w:pPr>
-      <w:r>
-        <w:rPr>
-          <w:rFonts w:ascii="Arial" w:hAnsi="Arial" w:cs="Arial"/>
-          <w:color w:val="000000" w:themeColor="text1"/>
-          <w:lang w:val="en-US"/>
-        </w:rPr>
-        <w:t xml:space="preserve">Feature importance analysis also showed that prediction is driven by multiple genes rather than </w:t>
-      </w:r>
-      <w:r>
-        <w:rPr>
-          <w:rFonts w:ascii="Arial" w:hAnsi="Arial" w:cs="Arial"/>
-          <w:color w:val="000000" w:themeColor="text1"/>
-          <w:lang w:val="en-US"/>
-        </w:rPr>
-        <w:t xml:space="preserve">by a </w:t>
-      </w:r>
-      <w:r>
-        <w:rPr>
-          <w:rFonts w:ascii="Arial" w:hAnsi="Arial" w:cs="Arial"/>
-          <w:color w:val="000000" w:themeColor="text1"/>
-          <w:lang w:val="en-US"/>
-        </w:rPr>
-        <w:t xml:space="preserve">single dominant marker. This indicated that no individual gene alone is sufficient to distinguish between the subtypes. Instead, a combination of several genetic features contributes to the model’s decision-making process. His findings reflect the complex molecular profiles of the subtypes and support the idea that these conditions are influenced by interacting biological pathways rather than isolated factors. (Ramadhani et al., 2025) </w:t>
-      </w:r>
     </w:p>
     <w:p>
       <w:pPr>
@@ -7130,35 +8435,23 @@
           <w:color w:val="000000" w:themeColor="text1"/>
           <w:lang w:val="en-US"/>
         </w:rPr>
-        <w:t>Several limitations of this project should be considered. The dataset contains class imbalance and a small sample size for some subtypes. This may bias model performance and reduce reliability for minority classes (Zhao et al., 2025). In addition, merging MSI-L and MSI-H into a single MSI class introduces biological heterogeneity and reduces class separability (Han et al., 2022). Finally, the model was only validated internally on the same dataset and not tested on an independent dataset from a different source. As a result, it remains unclear how well the model would perform on another dataset.</w:t>
-      </w:r>
-    </w:p>
-    <w:p>
-      <w:pPr>
-        <w:spacing w:line="360" w:lineRule="auto"/>
-        <w:jc w:val="both"/>
-        <w:rPr>
-          <w:rFonts w:ascii="Arial" w:hAnsi="Arial" w:cs="Arial"/>
-          <w:color w:val="000000" w:themeColor="text1"/>
-          <w:lang w:val="en-US"/>
-        </w:rPr>
-      </w:pPr>
-      <w:r>
-        <w:rPr>
-          <w:rFonts w:ascii="Arial" w:hAnsi="Arial" w:cs="Arial"/>
-          <w:color w:val="000000" w:themeColor="text1"/>
-          <w:lang w:val="en-US"/>
-        </w:rPr>
-        <w:t xml:space="preserve">Future work should keep MSI-L and MSI-H as separate classes. Treating them separately would allow the models to capture more detailed patterns. Including larger and independent datasets would increase the robustness of the results. It would also improve generalizability and reduce the risk of overfitting. Advanced feature selection </w:t>
-      </w:r>
-      <w:r>
-        <w:rPr>
-          <w:rFonts w:ascii="Arial" w:hAnsi="Arial" w:cs="Arial"/>
-          <w:color w:val="000000" w:themeColor="text1"/>
-          <w:lang w:val="en-US"/>
-        </w:rPr>
-        <w:lastRenderedPageBreak/>
-        <w:t>methods should be explored. They can help identify the most informative biomarkers and reduce noise in the data. This may improve interpretability. Finally, integrating clinical variables could further improve prediction performance. Variables such as age, tumor stage, and treatment history provide important information.</w:t>
+        <w:t xml:space="preserve">Future work should keep MSI-L and MSI-H as separate classes. Treating them separately would allow the models to capture more detailed patterns. Including larger and independent datasets would increase the robustness of the results. It would also improve generalizability and reduce the risk of overfitting. Advanced feature selection methods should be explored. They can help identify the most informative biomarkers and reduce noise in the data. This may improve interpretability. Finally, integrating clinical variables could further improve prediction performance. Variables such as age, tumor stage, and treatment history </w:t>
+      </w:r>
+      <w:r>
+        <w:rPr>
+          <w:rFonts w:ascii="Arial" w:hAnsi="Arial" w:cs="Arial"/>
+          <w:color w:val="000000" w:themeColor="text1"/>
+          <w:lang w:val="en-US"/>
+        </w:rPr>
+        <w:t xml:space="preserve">could </w:t>
+      </w:r>
+      <w:r>
+        <w:rPr>
+          <w:rFonts w:ascii="Arial" w:hAnsi="Arial" w:cs="Arial"/>
+          <w:color w:val="000000" w:themeColor="text1"/>
+          <w:lang w:val="en-US"/>
+        </w:rPr>
+        <w:t>provide important information.</w:t>
       </w:r>
     </w:p>
     <w:p>
@@ -7176,7 +8469,7 @@
           <w:lang w:val="en-US"/>
         </w:rPr>
       </w:pPr>
-      <w:bookmarkStart w:id="28" w:name="_Toc218974828"/>
+      <w:bookmarkStart w:id="28" w:name="_Toc220580147"/>
       <w:r>
         <w:rPr>
           <w:rFonts w:ascii="Arial" w:hAnsi="Arial" w:cs="Arial"/>
@@ -7203,44 +8496,7 @@
           <w:color w:val="000000" w:themeColor="text1"/>
           <w:lang w:val="en-US"/>
         </w:rPr>
-        <w:t xml:space="preserve">This Project showed that Random Forest models can classify molecular subtypes of stomach adenocarcinoma using gene expression data. The multiclass approach outperformed the binary classification and </w:t>
-      </w:r>
-      <w:proofErr w:type="gramStart"/>
-      <w:r>
-        <w:rPr>
-          <w:rFonts w:ascii="Arial" w:hAnsi="Arial" w:cs="Arial"/>
-          <w:color w:val="000000" w:themeColor="text1"/>
-          <w:lang w:val="en-US"/>
-        </w:rPr>
-        <w:t>better preserved</w:t>
-      </w:r>
-      <w:proofErr w:type="gramEnd"/>
-      <w:r>
-        <w:rPr>
-          <w:rFonts w:ascii="Arial" w:hAnsi="Arial" w:cs="Arial"/>
-          <w:color w:val="000000" w:themeColor="text1"/>
-          <w:lang w:val="en-US"/>
-        </w:rPr>
-        <w:t xml:space="preserve"> biological differences between tumor subtypes. Feature importance analysis confirmed that predictions rely on multiple genes rather than single markers, reflecting the molecular complexity of stomach cancer. While the results are promising, further improvements using larger datasets and clinically relevant variables are needed before clinical application.</w:t>
-      </w:r>
-    </w:p>
-    <w:p>
-      <w:pPr>
-        <w:rPr>
-          <w:rFonts w:ascii="Arial" w:eastAsiaTheme="majorEastAsia" w:hAnsi="Arial" w:cs="Arial"/>
-          <w:color w:val="000000" w:themeColor="text1"/>
-          <w:sz w:val="40"/>
-          <w:szCs w:val="40"/>
-          <w:lang w:val="en-US"/>
-        </w:rPr>
-      </w:pPr>
-      <w:r>
-        <w:rPr>
-          <w:rFonts w:ascii="Arial" w:hAnsi="Arial" w:cs="Arial"/>
-          <w:color w:val="000000" w:themeColor="text1"/>
-          <w:lang w:val="en-US"/>
-        </w:rPr>
-        <w:br w:type="page"/>
+        <w:t>This Project showed that Random Forest models can classify molecular subtypes of stomach adenocarcinoma using gene expression data. Feature importance analysis confirmed that predictions rely on multiple genes rather than single markers, reflecting the molecular complexity of stomach cancer. While the results are promising, further improvements using larger datasets and clinically relevant variables are needed before clinical application.</w:t>
       </w:r>
     </w:p>
     <w:p>
@@ -7254,7 +8510,7 @@
           <w:lang w:val="en-US"/>
         </w:rPr>
       </w:pPr>
-      <w:bookmarkStart w:id="29" w:name="_Toc218974829"/>
+      <w:bookmarkStart w:id="29" w:name="_Toc220580148"/>
       <w:r>
         <w:rPr>
           <w:rFonts w:ascii="Arial" w:hAnsi="Arial" w:cs="Arial"/>
@@ -7312,7 +8568,7 @@
           <w:lang w:val="en-US"/>
         </w:rPr>
       </w:pPr>
-      <w:bookmarkStart w:id="30" w:name="_Toc218974830"/>
+      <w:bookmarkStart w:id="30" w:name="_Toc220580149"/>
       <w:r>
         <w:rPr>
           <w:rFonts w:ascii="Arial" w:hAnsi="Arial" w:cs="Arial"/>
@@ -7961,6 +9217,72 @@
     </w:p>
     <w:p>
       <w:pPr>
+        <w:ind w:left="142" w:hanging="142"/>
+        <w:jc w:val="both"/>
+        <w:rPr>
+          <w:rFonts w:ascii="Arial" w:hAnsi="Arial" w:cs="Arial"/>
+          <w:color w:val="000000" w:themeColor="text1"/>
+          <w:lang w:val="en-US"/>
+        </w:rPr>
+      </w:pPr>
+    </w:p>
+    <w:p>
+      <w:pPr>
+        <w:ind w:left="142" w:hanging="142"/>
+        <w:jc w:val="both"/>
+        <w:rPr>
+          <w:rFonts w:ascii="Arial" w:hAnsi="Arial" w:cs="Arial"/>
+          <w:color w:val="000000" w:themeColor="text1"/>
+          <w:lang w:val="en-US"/>
+        </w:rPr>
+      </w:pPr>
+      <w:r>
+        <w:rPr>
+          <w:rFonts w:ascii="Arial" w:hAnsi="Arial" w:cs="Arial"/>
+          <w:color w:val="000000" w:themeColor="text1"/>
+          <w:lang w:val="en-US"/>
+        </w:rPr>
+        <w:t xml:space="preserve">Hughes, C. M. L., Zhang, Y., </w:t>
+      </w:r>
+      <w:proofErr w:type="spellStart"/>
+      <w:r>
+        <w:rPr>
+          <w:rFonts w:ascii="Arial" w:hAnsi="Arial" w:cs="Arial"/>
+          <w:color w:val="000000" w:themeColor="text1"/>
+          <w:lang w:val="en-US"/>
+        </w:rPr>
+        <w:t>Pourhossein</w:t>
+      </w:r>
+      <w:proofErr w:type="spellEnd"/>
+      <w:r>
+        <w:rPr>
+          <w:rFonts w:ascii="Arial" w:hAnsi="Arial" w:cs="Arial"/>
+          <w:color w:val="000000" w:themeColor="text1"/>
+          <w:lang w:val="en-US"/>
+        </w:rPr>
+        <w:t xml:space="preserve">, A., &amp; </w:t>
+      </w:r>
+      <w:proofErr w:type="spellStart"/>
+      <w:r>
+        <w:rPr>
+          <w:rFonts w:ascii="Arial" w:hAnsi="Arial" w:cs="Arial"/>
+          <w:color w:val="000000" w:themeColor="text1"/>
+          <w:lang w:val="en-US"/>
+        </w:rPr>
+        <w:t>Jurasova</w:t>
+      </w:r>
+      <w:proofErr w:type="spellEnd"/>
+      <w:r>
+        <w:rPr>
+          <w:rFonts w:ascii="Arial" w:hAnsi="Arial" w:cs="Arial"/>
+          <w:color w:val="000000" w:themeColor="text1"/>
+          <w:lang w:val="en-US"/>
+        </w:rPr>
+        <w:t>, T. (2025). A comparative analysis of binary and multi-class classification machine learning algorithms to detect current frailty status using the English longitudinal study of ageing (ELSA). Frontiers in aging, 6, 1501168. https://doi.org/10.3389/fragi.2025.1501168</w:t>
+      </w:r>
+    </w:p>
+    <w:p>
+      <w:pPr>
         <w:jc w:val="both"/>
         <w:rPr>
           <w:rFonts w:ascii="Arial" w:hAnsi="Arial" w:cs="Arial"/>
@@ -8009,16 +9331,6 @@
     </w:p>
     <w:p>
       <w:pPr>
-        <w:jc w:val="both"/>
-        <w:rPr>
-          <w:rFonts w:ascii="Arial" w:hAnsi="Arial" w:cs="Arial"/>
-          <w:color w:val="000000" w:themeColor="text1"/>
-          <w:lang w:val="en-US"/>
-        </w:rPr>
-      </w:pPr>
-    </w:p>
-    <w:p>
-      <w:pPr>
         <w:ind w:left="142" w:hanging="142"/>
         <w:jc w:val="both"/>
         <w:rPr>
@@ -8027,6 +9339,64 @@
           <w:lang w:val="en-US"/>
         </w:rPr>
       </w:pPr>
+    </w:p>
+    <w:p>
+      <w:pPr>
+        <w:ind w:left="142" w:hanging="142"/>
+        <w:jc w:val="both"/>
+        <w:rPr>
+          <w:rFonts w:ascii="Arial" w:hAnsi="Arial" w:cs="Arial"/>
+          <w:color w:val="000000" w:themeColor="text1"/>
+          <w:lang w:val="en-US"/>
+        </w:rPr>
+      </w:pPr>
+      <w:r>
+        <w:rPr>
+          <w:rFonts w:ascii="Arial" w:hAnsi="Arial" w:cs="Arial"/>
+          <w:color w:val="000000" w:themeColor="text1"/>
+          <w:lang w:val="en-US"/>
+        </w:rPr>
+        <w:t xml:space="preserve">Kim, Y. B., Lee, S. Y., Kim, J. H., Sung, I. K., Park, H. S., Shim, C. S., &amp; Han, H. S. (2016). Microsatellite Instability of Gastric and Colorectal Cancers as a Predictor of Synchronous Gastric or Colorectal Neoplasms. Gut and liver, 10(2), 220–227. </w:t>
+      </w:r>
+      <w:hyperlink r:id="rId38" w:history="1">
+        <w:r>
+          <w:rPr>
+            <w:rStyle w:val="Hyperlink"/>
+            <w:rFonts w:ascii="Arial" w:hAnsi="Arial" w:cs="Arial"/>
+            <w:lang w:val="en-US"/>
+          </w:rPr>
+          <w:t>https://doi.org/10.5009/gnl14310</w:t>
+        </w:r>
+      </w:hyperlink>
+      <w:r>
+        <w:rPr>
+          <w:rFonts w:ascii="Arial" w:hAnsi="Arial" w:cs="Arial"/>
+          <w:color w:val="000000" w:themeColor="text1"/>
+          <w:lang w:val="en-US"/>
+        </w:rPr>
+        <w:t xml:space="preserve"> </w:t>
+      </w:r>
+    </w:p>
+    <w:p>
+      <w:pPr>
+        <w:jc w:val="both"/>
+        <w:rPr>
+          <w:rFonts w:ascii="Arial" w:hAnsi="Arial" w:cs="Arial"/>
+          <w:color w:val="000000" w:themeColor="text1"/>
+          <w:lang w:val="en-US"/>
+        </w:rPr>
+      </w:pPr>
+    </w:p>
+    <w:p>
+      <w:pPr>
+        <w:ind w:left="142" w:hanging="142"/>
+        <w:jc w:val="both"/>
+        <w:rPr>
+          <w:rFonts w:ascii="Arial" w:hAnsi="Arial" w:cs="Arial"/>
+          <w:color w:val="000000" w:themeColor="text1"/>
+          <w:lang w:val="en-US"/>
+        </w:rPr>
+      </w:pPr>
       <w:r>
         <w:rPr>
           <w:rFonts w:ascii="Arial" w:hAnsi="Arial" w:cs="Arial"/>
@@ -8053,7 +9423,7 @@
         </w:rPr>
         <w:t xml:space="preserve">, B. (2024). Deep multi-metric training: The need of multi-metric curve evaluation to avoid weak learning. Neural Computing and Applications, 36(30), 18841–18862. </w:t>
       </w:r>
-      <w:hyperlink r:id="rId38" w:history="1">
+      <w:hyperlink r:id="rId39" w:history="1">
         <w:r>
           <w:rPr>
             <w:rStyle w:val="Hyperlink"/>
@@ -8155,7 +9525,7 @@
         </w:rPr>
         <w:t xml:space="preserve"> for Cancer Classification Based on Evolutionary Algorithms: An Extensive Review. Computer Modeling in Engineering &amp; Sciences, 143(3), 2711–2765. </w:t>
       </w:r>
-      <w:hyperlink r:id="rId39" w:history="1">
+      <w:hyperlink r:id="rId40" w:history="1">
         <w:r>
           <w:rPr>
             <w:rStyle w:val="Hyperlink"/>
@@ -8213,7 +9583,7 @@
         </w:rPr>
         <w:t xml:space="preserve"> filtering. (n.d.). Retrieved January 10, 2026, from </w:t>
       </w:r>
-      <w:hyperlink r:id="rId40" w:history="1">
+      <w:hyperlink r:id="rId41" w:history="1">
         <w:r>
           <w:rPr>
             <w:rStyle w:val="Hyperlink"/>
@@ -8261,7 +9631,7 @@
         </w:rPr>
         <w:t xml:space="preserve">Sha, Y., Phan, J. H., &amp; Wang, M. D. (2015). Effect of low-expression gene filtering on detection of differentially expressed genes in RNA-seq data. Conference Proceedings : ... Annual International Conference of the IEEE Engineering in Medicine and Biology Society. IEEE Engineering in Medicine and Biology Society. Annual Conference, 2015, 6461–6464. </w:t>
       </w:r>
-      <w:hyperlink r:id="rId41" w:history="1">
+      <w:hyperlink r:id="rId42" w:history="1">
         <w:r>
           <w:rPr>
             <w:rStyle w:val="Hyperlink"/>
@@ -8345,7 +9715,7 @@
         </w:rPr>
         <w:t xml:space="preserve">, B. (2020). ROC curves for clinical prediction models part 1. ROC plots showed no added value above the AUC when evaluating the performance of clinical prediction models. Journal of Clinical Epidemiology, 126, 207–216. </w:t>
       </w:r>
-      <w:hyperlink r:id="rId42" w:history="1">
+      <w:hyperlink r:id="rId43" w:history="1">
         <w:r>
           <w:rPr>
             <w:rStyle w:val="Hyperlink"/>
@@ -8393,7 +9763,7 @@
         </w:rPr>
         <w:t xml:space="preserve">Wijaya, C. Y. (2023, December 16). Random Forest Feature Importance Explained. </w:t>
       </w:r>
-      <w:hyperlink r:id="rId43" w:history="1">
+      <w:hyperlink r:id="rId44" w:history="1">
         <w:r>
           <w:rPr>
             <w:rStyle w:val="Hyperlink"/>
@@ -8441,7 +9811,7 @@
         </w:rPr>
         <w:t xml:space="preserve">Zhang, W. (2014). TCGA divides gastric cancer into four molecular subtypes: Implications for individualized therapeutics. Chinese Journal of Cancer, 33(10), 469–470. </w:t>
       </w:r>
-      <w:hyperlink r:id="rId44" w:history="1">
+      <w:hyperlink r:id="rId45" w:history="1">
         <w:r>
           <w:rPr>
             <w:rStyle w:val="Hyperlink"/>
@@ -8489,7 +9859,7 @@
         </w:rPr>
         <w:t xml:space="preserve">Zhao, S., Gui, J., Dong, M., Yu, B., Gui, Z., Dong, L., Tang, Y. Y., &amp; Kwok, J. T.-Y. (2025). A Survey on Small Sample Imbalance Problem: Metrics, Feature Analysis, and Solutions. </w:t>
       </w:r>
-      <w:hyperlink r:id="rId45" w:history="1">
+      <w:hyperlink r:id="rId46" w:history="1">
         <w:r>
           <w:rPr>
             <w:rStyle w:val="Hyperlink"/>
@@ -8510,8 +9880,8 @@
       </w:r>
     </w:p>
     <w:sectPr>
-      <w:footerReference w:type="even" r:id="rId46"/>
-      <w:footerReference w:type="default" r:id="rId47"/>
+      <w:footerReference w:type="even" r:id="rId47"/>
+      <w:footerReference w:type="default" r:id="rId48"/>
       <w:pgSz w:w="11906" w:h="16838"/>
       <w:pgMar w:top="1417" w:right="1417" w:bottom="1134" w:left="1417" w:header="708" w:footer="708" w:gutter="0"/>
       <w:cols w:space="708"/>
